--- a/report_template/template_main/gBRCA_rummage_simple_v2.1.2.docx
+++ b/report_template/template_main/gBRCA_rummage_simple_v2.1.2.docx
@@ -269,21 +269,8 @@
                 <w:sz w:val="28"/>
                 <w:szCs w:val="28"/>
               </w:rPr>
-              <w:t>检测总</w:t>
-            </w:r>
-            <w:proofErr w:type="gramStart"/>
-            <w:r>
-              <w:rPr>
-                <w:rFonts w:ascii="思源黑体 CN Bold" w:eastAsia="思源黑体 CN Bold" w:hAnsi="思源黑体 CN Bold" w:hint="eastAsia"/>
-                <w:b/>
-                <w:bCs/>
-                <w:color w:val="1E7648"/>
-                <w:sz w:val="28"/>
-                <w:szCs w:val="28"/>
-              </w:rPr>
-              <w:t>览</w:t>
-            </w:r>
-            <w:proofErr w:type="gramEnd"/>
+              <w:t>检测总览</w:t>
+            </w:r>
           </w:p>
         </w:tc>
       </w:tr>
@@ -613,25 +600,7 @@
                 <w:sz w:val="17"/>
                 <w:szCs w:val="17"/>
               </w:rPr>
-              <w:t>{{</w:t>
-            </w:r>
-            <w:proofErr w:type="spellStart"/>
-            <w:r>
-              <w:rPr>
-                <w:rFonts w:ascii="思源黑体 CN Normal" w:eastAsia="思源黑体 CN Normal" w:hAnsi="思源黑体 CN Normal"/>
-                <w:sz w:val="17"/>
-                <w:szCs w:val="17"/>
-              </w:rPr>
-              <w:t>sample.ngs_platform|e</w:t>
-            </w:r>
-            <w:proofErr w:type="spellEnd"/>
-            <w:r>
-              <w:rPr>
-                <w:rFonts w:ascii="思源黑体 CN Normal" w:eastAsia="思源黑体 CN Normal" w:hAnsi="思源黑体 CN Normal"/>
-                <w:sz w:val="17"/>
-                <w:szCs w:val="17"/>
-              </w:rPr>
-              <w:t>}}</w:t>
+              <w:t>{{sample.ngs_platform|e}}</w:t>
             </w:r>
           </w:p>
         </w:tc>
@@ -735,25 +704,7 @@
                 <w:sz w:val="17"/>
                 <w:szCs w:val="17"/>
               </w:rPr>
-              <w:t>基因全编码区及外显子-内含子连接区、部分UTR区（非翻译区）和内含子</w:t>
-            </w:r>
-            <w:proofErr w:type="gramStart"/>
-            <w:r>
-              <w:rPr>
-                <w:rFonts w:ascii="思源黑体 CN Normal" w:eastAsia="思源黑体 CN Normal" w:hAnsi="思源黑体 CN Normal"/>
-                <w:sz w:val="17"/>
-                <w:szCs w:val="17"/>
-              </w:rPr>
-              <w:t>区热点</w:t>
-            </w:r>
-            <w:proofErr w:type="gramEnd"/>
-            <w:r>
-              <w:rPr>
-                <w:rFonts w:ascii="思源黑体 CN Normal" w:eastAsia="思源黑体 CN Normal" w:hAnsi="思源黑体 CN Normal"/>
-                <w:sz w:val="17"/>
-                <w:szCs w:val="17"/>
-              </w:rPr>
-              <w:t>变异；</w:t>
+              <w:t>基因全编码区及外显子-内含子连接区、部分UTR区（非翻译区）和内含子区热点变异；</w:t>
             </w:r>
           </w:p>
           <w:p>
@@ -902,7 +853,6 @@
                 <w:szCs w:val="18"/>
               </w:rPr>
             </w:pPr>
-            <w:proofErr w:type="gramStart"/>
             <w:r>
               <w:rPr>
                 <w:rFonts w:ascii="思源黑体 CN Bold" w:eastAsia="思源黑体 CN Bold" w:hAnsi="思源黑体 CN Bold" w:hint="eastAsia"/>
@@ -914,7 +864,6 @@
               </w:rPr>
               <w:t>适检人群</w:t>
             </w:r>
-            <w:proofErr w:type="gramEnd"/>
           </w:p>
         </w:tc>
         <w:tc>
@@ -1026,23 +975,13 @@
                 <w:szCs w:val="17"/>
               </w:rPr>
             </w:pPr>
-            <w:proofErr w:type="gramStart"/>
             <w:r>
               <w:rPr>
                 <w:rFonts w:ascii="思源黑体 CN Normal" w:eastAsia="思源黑体 CN Normal" w:hAnsi="思源黑体 CN Normal"/>
                 <w:sz w:val="17"/>
                 <w:szCs w:val="17"/>
               </w:rPr>
-              <w:t>德系犹太</w:t>
-            </w:r>
-            <w:proofErr w:type="gramEnd"/>
-            <w:r>
-              <w:rPr>
-                <w:rFonts w:ascii="思源黑体 CN Normal" w:eastAsia="思源黑体 CN Normal" w:hAnsi="思源黑体 CN Normal"/>
-                <w:sz w:val="17"/>
-                <w:szCs w:val="17"/>
-              </w:rPr>
-              <w:t>裔</w:t>
+              <w:t>德系犹太裔</w:t>
             </w:r>
           </w:p>
           <w:p>
@@ -1469,51 +1408,7 @@
           <w:szCs w:val="13"/>
           <w:highlight w:val="magenta"/>
         </w:rPr>
-        <w:t xml:space="preserve">{{r </w:t>
-      </w:r>
-      <w:proofErr w:type="spellStart"/>
-      <w:r>
-        <w:rPr>
-          <w:rFonts w:ascii="思源黑体 CN Light" w:eastAsia="思源黑体 CN Light" w:hAnsi="思源黑体 CN Light"/>
-          <w:color w:val="595959" w:themeColor="text1" w:themeTint="A6"/>
-          <w:sz w:val="13"/>
-          <w:szCs w:val="13"/>
-          <w:highlight w:val="magenta"/>
-        </w:rPr>
-        <w:t>page_</w:t>
-      </w:r>
-      <w:proofErr w:type="gramStart"/>
-      <w:r>
-        <w:rPr>
-          <w:rFonts w:ascii="思源黑体 CN Light" w:eastAsia="思源黑体 CN Light" w:hAnsi="思源黑体 CN Light"/>
-          <w:color w:val="595959" w:themeColor="text1" w:themeTint="A6"/>
-          <w:sz w:val="13"/>
-          <w:szCs w:val="13"/>
-          <w:highlight w:val="magenta"/>
-        </w:rPr>
-        <w:t>break</w:t>
-      </w:r>
-      <w:proofErr w:type="spellEnd"/>
-      <w:r>
-        <w:rPr>
-          <w:rFonts w:ascii="思源黑体 CN Light" w:eastAsia="思源黑体 CN Light" w:hAnsi="思源黑体 CN Light"/>
-          <w:color w:val="595959" w:themeColor="text1" w:themeTint="A6"/>
-          <w:sz w:val="13"/>
-          <w:szCs w:val="13"/>
-          <w:highlight w:val="magenta"/>
-        </w:rPr>
-        <w:t xml:space="preserve"> }</w:t>
-      </w:r>
-      <w:proofErr w:type="gramEnd"/>
-      <w:r>
-        <w:rPr>
-          <w:rFonts w:ascii="思源黑体 CN Light" w:eastAsia="思源黑体 CN Light" w:hAnsi="思源黑体 CN Light"/>
-          <w:color w:val="595959" w:themeColor="text1" w:themeTint="A6"/>
-          <w:sz w:val="13"/>
-          <w:szCs w:val="13"/>
-          <w:highlight w:val="magenta"/>
-        </w:rPr>
-        <w:t>}</w:t>
+        <w:t>{{r page_break }}</w:t>
       </w:r>
     </w:p>
     <w:p>
@@ -1912,51 +1807,7 @@
           <w:szCs w:val="16"/>
           <w:highlight w:val="magenta"/>
         </w:rPr>
-        <w:t xml:space="preserve">{% if </w:t>
-      </w:r>
-      <w:proofErr w:type="spellStart"/>
-      <w:r>
-        <w:rPr>
-          <w:rFonts w:ascii="思源黑体 CN Normal" w:eastAsia="思源黑体 CN Normal" w:hAnsi="思源黑体 CN Normal"/>
-          <w:color w:val="000000" w:themeColor="text1"/>
-          <w:sz w:val="16"/>
-          <w:szCs w:val="16"/>
-          <w:highlight w:val="magenta"/>
-        </w:rPr>
-        <w:t>judge_brca_cnv</w:t>
-      </w:r>
-      <w:proofErr w:type="spellEnd"/>
-      <w:r>
-        <w:rPr>
-          <w:rFonts w:ascii="思源黑体 CN Normal" w:eastAsia="思源黑体 CN Normal" w:hAnsi="思源黑体 CN Normal"/>
-          <w:color w:val="000000" w:themeColor="text1"/>
-          <w:sz w:val="16"/>
-          <w:szCs w:val="16"/>
-          <w:highlight w:val="magenta"/>
-        </w:rPr>
-        <w:t xml:space="preserve"> == “</w:t>
-      </w:r>
-      <w:proofErr w:type="spellStart"/>
-      <w:r>
-        <w:rPr>
-          <w:rFonts w:ascii="思源黑体 CN Normal" w:eastAsia="思源黑体 CN Normal" w:hAnsi="思源黑体 CN Normal"/>
-          <w:color w:val="000000" w:themeColor="text1"/>
-          <w:sz w:val="16"/>
-          <w:szCs w:val="16"/>
-          <w:highlight w:val="magenta"/>
-        </w:rPr>
-        <w:t>mlpa</w:t>
-      </w:r>
-      <w:proofErr w:type="spellEnd"/>
-      <w:r>
-        <w:rPr>
-          <w:rFonts w:ascii="思源黑体 CN Normal" w:eastAsia="思源黑体 CN Normal" w:hAnsi="思源黑体 CN Normal"/>
-          <w:color w:val="000000" w:themeColor="text1"/>
-          <w:sz w:val="16"/>
-          <w:szCs w:val="16"/>
-          <w:highlight w:val="magenta"/>
-        </w:rPr>
-        <w:t>”%}</w:t>
+        <w:t>{% if judge_brca_cnv == “mlpa”%}</w:t>
       </w:r>
       <w:r>
         <w:rPr>
@@ -2263,51 +2114,7 @@
           <w:szCs w:val="13"/>
           <w:highlight w:val="magenta"/>
         </w:rPr>
-        <w:t xml:space="preserve">{{r </w:t>
-      </w:r>
-      <w:proofErr w:type="spellStart"/>
-      <w:r>
-        <w:rPr>
-          <w:rFonts w:ascii="思源黑体 CN Light" w:eastAsia="思源黑体 CN Light" w:hAnsi="思源黑体 CN Light"/>
-          <w:color w:val="595959" w:themeColor="text1" w:themeTint="A6"/>
-          <w:sz w:val="13"/>
-          <w:szCs w:val="13"/>
-          <w:highlight w:val="magenta"/>
-        </w:rPr>
-        <w:t>page_</w:t>
-      </w:r>
-      <w:proofErr w:type="gramStart"/>
-      <w:r>
-        <w:rPr>
-          <w:rFonts w:ascii="思源黑体 CN Light" w:eastAsia="思源黑体 CN Light" w:hAnsi="思源黑体 CN Light"/>
-          <w:color w:val="595959" w:themeColor="text1" w:themeTint="A6"/>
-          <w:sz w:val="13"/>
-          <w:szCs w:val="13"/>
-          <w:highlight w:val="magenta"/>
-        </w:rPr>
-        <w:t>break</w:t>
-      </w:r>
-      <w:proofErr w:type="spellEnd"/>
-      <w:r>
-        <w:rPr>
-          <w:rFonts w:ascii="思源黑体 CN Light" w:eastAsia="思源黑体 CN Light" w:hAnsi="思源黑体 CN Light"/>
-          <w:color w:val="595959" w:themeColor="text1" w:themeTint="A6"/>
-          <w:sz w:val="13"/>
-          <w:szCs w:val="13"/>
-          <w:highlight w:val="magenta"/>
-        </w:rPr>
-        <w:t xml:space="preserve"> }</w:t>
-      </w:r>
-      <w:proofErr w:type="gramEnd"/>
-      <w:r>
-        <w:rPr>
-          <w:rFonts w:ascii="思源黑体 CN Light" w:eastAsia="思源黑体 CN Light" w:hAnsi="思源黑体 CN Light"/>
-          <w:color w:val="595959" w:themeColor="text1" w:themeTint="A6"/>
-          <w:sz w:val="13"/>
-          <w:szCs w:val="13"/>
-          <w:highlight w:val="magenta"/>
-        </w:rPr>
-        <w:t>}</w:t>
+        <w:t>{{r page_break }}</w:t>
       </w:r>
     </w:p>
     <w:tbl>
@@ -2882,27 +2689,7 @@
           <w:szCs w:val="16"/>
           <w:highlight w:val="blue"/>
         </w:rPr>
-        <w:t xml:space="preserve">{%p if “健康” not in </w:t>
-      </w:r>
-      <w:proofErr w:type="spellStart"/>
-      <w:r>
-        <w:rPr>
-          <w:rFonts w:ascii="思源黑体 CN Normal" w:eastAsia="思源黑体 CN Normal" w:hAnsi="思源黑体 CN Normal"/>
-          <w:sz w:val="16"/>
-          <w:szCs w:val="16"/>
-          <w:highlight w:val="blue"/>
-        </w:rPr>
-        <w:t>sample.tumor_names_cn</w:t>
-      </w:r>
-      <w:proofErr w:type="spellEnd"/>
-      <w:r>
-        <w:rPr>
-          <w:rFonts w:ascii="思源黑体 CN Normal" w:eastAsia="思源黑体 CN Normal" w:hAnsi="思源黑体 CN Normal"/>
-          <w:sz w:val="16"/>
-          <w:szCs w:val="16"/>
-          <w:highlight w:val="blue"/>
-        </w:rPr>
-        <w:t>%}</w:t>
+        <w:t>{%p if “健康” not in sample.tumor_names_cn%}</w:t>
       </w:r>
     </w:p>
     <w:p>
@@ -2922,51 +2709,7 @@
           <w:szCs w:val="13"/>
           <w:highlight w:val="magenta"/>
         </w:rPr>
-        <w:t xml:space="preserve">{{r </w:t>
-      </w:r>
-      <w:proofErr w:type="spellStart"/>
-      <w:r>
-        <w:rPr>
-          <w:rFonts w:ascii="思源黑体 CN Light" w:eastAsia="思源黑体 CN Light" w:hAnsi="思源黑体 CN Light"/>
-          <w:color w:val="595959" w:themeColor="text1" w:themeTint="A6"/>
-          <w:sz w:val="13"/>
-          <w:szCs w:val="13"/>
-          <w:highlight w:val="magenta"/>
-        </w:rPr>
-        <w:t>page_</w:t>
-      </w:r>
-      <w:proofErr w:type="gramStart"/>
-      <w:r>
-        <w:rPr>
-          <w:rFonts w:ascii="思源黑体 CN Light" w:eastAsia="思源黑体 CN Light" w:hAnsi="思源黑体 CN Light"/>
-          <w:color w:val="595959" w:themeColor="text1" w:themeTint="A6"/>
-          <w:sz w:val="13"/>
-          <w:szCs w:val="13"/>
-          <w:highlight w:val="magenta"/>
-        </w:rPr>
-        <w:t>break</w:t>
-      </w:r>
-      <w:proofErr w:type="spellEnd"/>
-      <w:r>
-        <w:rPr>
-          <w:rFonts w:ascii="思源黑体 CN Light" w:eastAsia="思源黑体 CN Light" w:hAnsi="思源黑体 CN Light"/>
-          <w:color w:val="595959" w:themeColor="text1" w:themeTint="A6"/>
-          <w:sz w:val="13"/>
-          <w:szCs w:val="13"/>
-          <w:highlight w:val="magenta"/>
-        </w:rPr>
-        <w:t xml:space="preserve"> }</w:t>
-      </w:r>
-      <w:proofErr w:type="gramEnd"/>
-      <w:r>
-        <w:rPr>
-          <w:rFonts w:ascii="思源黑体 CN Light" w:eastAsia="思源黑体 CN Light" w:hAnsi="思源黑体 CN Light"/>
-          <w:color w:val="595959" w:themeColor="text1" w:themeTint="A6"/>
-          <w:sz w:val="13"/>
-          <w:szCs w:val="13"/>
-          <w:highlight w:val="magenta"/>
-        </w:rPr>
-        <w:t>}</w:t>
+        <w:t>{{r page_break }}</w:t>
       </w:r>
     </w:p>
     <w:tbl>
@@ -3331,51 +3074,7 @@
           <w:szCs w:val="13"/>
           <w:highlight w:val="magenta"/>
         </w:rPr>
-        <w:t xml:space="preserve">{{r </w:t>
-      </w:r>
-      <w:proofErr w:type="spellStart"/>
-      <w:r>
-        <w:rPr>
-          <w:rFonts w:ascii="思源黑体 CN Light" w:eastAsia="思源黑体 CN Light" w:hAnsi="思源黑体 CN Light"/>
-          <w:color w:val="595959" w:themeColor="text1" w:themeTint="A6"/>
-          <w:sz w:val="13"/>
-          <w:szCs w:val="13"/>
-          <w:highlight w:val="magenta"/>
-        </w:rPr>
-        <w:t>page_</w:t>
-      </w:r>
-      <w:proofErr w:type="gramStart"/>
-      <w:r>
-        <w:rPr>
-          <w:rFonts w:ascii="思源黑体 CN Light" w:eastAsia="思源黑体 CN Light" w:hAnsi="思源黑体 CN Light"/>
-          <w:color w:val="595959" w:themeColor="text1" w:themeTint="A6"/>
-          <w:sz w:val="13"/>
-          <w:szCs w:val="13"/>
-          <w:highlight w:val="magenta"/>
-        </w:rPr>
-        <w:t>break</w:t>
-      </w:r>
-      <w:proofErr w:type="spellEnd"/>
-      <w:r>
-        <w:rPr>
-          <w:rFonts w:ascii="思源黑体 CN Light" w:eastAsia="思源黑体 CN Light" w:hAnsi="思源黑体 CN Light"/>
-          <w:color w:val="595959" w:themeColor="text1" w:themeTint="A6"/>
-          <w:sz w:val="13"/>
-          <w:szCs w:val="13"/>
-          <w:highlight w:val="magenta"/>
-        </w:rPr>
-        <w:t xml:space="preserve"> }</w:t>
-      </w:r>
-      <w:proofErr w:type="gramEnd"/>
-      <w:r>
-        <w:rPr>
-          <w:rFonts w:ascii="思源黑体 CN Light" w:eastAsia="思源黑体 CN Light" w:hAnsi="思源黑体 CN Light"/>
-          <w:color w:val="595959" w:themeColor="text1" w:themeTint="A6"/>
-          <w:sz w:val="13"/>
-          <w:szCs w:val="13"/>
-          <w:highlight w:val="magenta"/>
-        </w:rPr>
-        <w:t>}</w:t>
+        <w:t>{{r page_break }}</w:t>
       </w:r>
     </w:p>
     <w:tbl>
@@ -3776,51 +3475,7 @@
           <w:szCs w:val="13"/>
           <w:highlight w:val="magenta"/>
         </w:rPr>
-        <w:t xml:space="preserve">{{r </w:t>
-      </w:r>
-      <w:proofErr w:type="spellStart"/>
-      <w:r>
-        <w:rPr>
-          <w:rFonts w:ascii="思源黑体 CN Light" w:eastAsia="思源黑体 CN Light" w:hAnsi="思源黑体 CN Light"/>
-          <w:color w:val="595959" w:themeColor="text1" w:themeTint="A6"/>
-          <w:sz w:val="13"/>
-          <w:szCs w:val="13"/>
-          <w:highlight w:val="magenta"/>
-        </w:rPr>
-        <w:t>page_</w:t>
-      </w:r>
-      <w:proofErr w:type="gramStart"/>
-      <w:r>
-        <w:rPr>
-          <w:rFonts w:ascii="思源黑体 CN Light" w:eastAsia="思源黑体 CN Light" w:hAnsi="思源黑体 CN Light"/>
-          <w:color w:val="595959" w:themeColor="text1" w:themeTint="A6"/>
-          <w:sz w:val="13"/>
-          <w:szCs w:val="13"/>
-          <w:highlight w:val="magenta"/>
-        </w:rPr>
-        <w:t>break</w:t>
-      </w:r>
-      <w:proofErr w:type="spellEnd"/>
-      <w:r>
-        <w:rPr>
-          <w:rFonts w:ascii="思源黑体 CN Light" w:eastAsia="思源黑体 CN Light" w:hAnsi="思源黑体 CN Light"/>
-          <w:color w:val="595959" w:themeColor="text1" w:themeTint="A6"/>
-          <w:sz w:val="13"/>
-          <w:szCs w:val="13"/>
-          <w:highlight w:val="magenta"/>
-        </w:rPr>
-        <w:t xml:space="preserve"> }</w:t>
-      </w:r>
-      <w:proofErr w:type="gramEnd"/>
-      <w:r>
-        <w:rPr>
-          <w:rFonts w:ascii="思源黑体 CN Light" w:eastAsia="思源黑体 CN Light" w:hAnsi="思源黑体 CN Light"/>
-          <w:color w:val="595959" w:themeColor="text1" w:themeTint="A6"/>
-          <w:sz w:val="13"/>
-          <w:szCs w:val="13"/>
-          <w:highlight w:val="magenta"/>
-        </w:rPr>
-        <w:t>}</w:t>
+        <w:t>{{r page_break }}</w:t>
       </w:r>
     </w:p>
     <w:p>
@@ -3840,58 +3495,7 @@
           <w:szCs w:val="16"/>
           <w:highlight w:val="cyan"/>
         </w:rPr>
-        <w:t xml:space="preserve">{%p if </w:t>
-      </w:r>
-      <w:proofErr w:type="spellStart"/>
-      <w:r>
-        <w:rPr>
-          <w:rFonts w:ascii="思源黑体 CN Normal" w:eastAsia="思源黑体 CN Normal" w:hAnsi="思源黑体 CN Normal"/>
-          <w:sz w:val="16"/>
-          <w:szCs w:val="16"/>
-          <w:highlight w:val="cyan"/>
-        </w:rPr>
-        <w:t>judge_brca_cnv</w:t>
-      </w:r>
-      <w:proofErr w:type="spellEnd"/>
-      <w:r>
-        <w:rPr>
-          <w:rFonts w:ascii="思源黑体 CN Normal" w:eastAsia="思源黑体 CN Normal" w:hAnsi="思源黑体 CN Normal"/>
-          <w:sz w:val="16"/>
-          <w:szCs w:val="16"/>
-          <w:highlight w:val="cyan"/>
-        </w:rPr>
-        <w:t xml:space="preserve"> == “</w:t>
-      </w:r>
-      <w:proofErr w:type="spellStart"/>
-      <w:proofErr w:type="gramStart"/>
-      <w:r>
-        <w:rPr>
-          <w:rFonts w:ascii="思源黑体 CN Normal" w:eastAsia="思源黑体 CN Normal" w:hAnsi="思源黑体 CN Normal"/>
-          <w:sz w:val="16"/>
-          <w:szCs w:val="16"/>
-          <w:highlight w:val="cyan"/>
-        </w:rPr>
-        <w:t>mlpa</w:t>
-      </w:r>
-      <w:proofErr w:type="spellEnd"/>
-      <w:r>
-        <w:rPr>
-          <w:rFonts w:ascii="思源黑体 CN Normal" w:eastAsia="思源黑体 CN Normal" w:hAnsi="思源黑体 CN Normal"/>
-          <w:sz w:val="16"/>
-          <w:szCs w:val="16"/>
-          <w:highlight w:val="cyan"/>
-        </w:rPr>
-        <w:t>”%</w:t>
-      </w:r>
-      <w:proofErr w:type="gramEnd"/>
-      <w:r>
-        <w:rPr>
-          <w:rFonts w:ascii="思源黑体 CN Normal" w:eastAsia="思源黑体 CN Normal" w:hAnsi="思源黑体 CN Normal"/>
-          <w:sz w:val="16"/>
-          <w:szCs w:val="16"/>
-          <w:highlight w:val="cyan"/>
-        </w:rPr>
-        <w:t>}</w:t>
+        <w:t>{%p if judge_brca_cnv == “mlpa”%}</w:t>
       </w:r>
     </w:p>
     <w:p>
@@ -3908,25 +3512,7 @@
           <w:sz w:val="16"/>
           <w:szCs w:val="16"/>
         </w:rPr>
-        <w:t>{%p if var_brca.snv_</w:t>
-      </w:r>
-      <w:proofErr w:type="gramStart"/>
-      <w:r>
-        <w:rPr>
-          <w:rFonts w:ascii="思源黑体 CN Normal" w:eastAsia="思源黑体 CN Normal" w:hAnsi="思源黑体 CN Normal"/>
-          <w:sz w:val="16"/>
-          <w:szCs w:val="16"/>
-        </w:rPr>
-        <w:t>s.B</w:t>
-      </w:r>
-      <w:proofErr w:type="gramEnd"/>
-      <w:r>
-        <w:rPr>
-          <w:rFonts w:ascii="思源黑体 CN Normal" w:eastAsia="思源黑体 CN Normal" w:hAnsi="思源黑体 CN Normal"/>
-          <w:sz w:val="16"/>
-          <w:szCs w:val="16"/>
-        </w:rPr>
-        <w:t>1_L5 + var_brca.snv_s.B2_L5 + var_brca.mlpa_v2.B1_mlpa_L5 + var_brca.mlpa_v2.B2_mlpa_L5 + var_brca.snv_s.B1_L4 + var_brca.snv_s.B2_L4 + var_brca.mlpa_v2.B1_mlpa_L4 + var_brca.mlpa_v2.B2_mlpa_L4 %}</w:t>
+        <w:t>{%p if var_brca.snv_s.B1_L5 + var_brca.snv_s.B2_L5 + var_brca.mlpa_v2.B1_mlpa_L5 + var_brca.mlpa_v2.B2_mlpa_L5 + var_brca.snv_s.B1_L4 + var_brca.snv_s.B2_L4 + var_brca.mlpa_v2.B1_mlpa_L4 + var_brca.mlpa_v2.B2_mlpa_L4 %}</w:t>
       </w:r>
     </w:p>
     <w:p>
@@ -3934,21 +3520,7 @@
         <w:rPr>
           <w:highlight w:val="blue"/>
         </w:rPr>
-        <w:t xml:space="preserve">{%p if “健康” not in </w:t>
-      </w:r>
-      <w:proofErr w:type="spellStart"/>
-      <w:r>
-        <w:rPr>
-          <w:highlight w:val="blue"/>
-        </w:rPr>
-        <w:t>sample.tumor_names_cn</w:t>
-      </w:r>
-      <w:proofErr w:type="spellEnd"/>
-      <w:r>
-        <w:rPr>
-          <w:highlight w:val="blue"/>
-        </w:rPr>
-        <w:t>%}</w:t>
+        <w:t>{%p if “健康” not in sample.tumor_names_cn%}</w:t>
       </w:r>
     </w:p>
     <w:tbl>
@@ -4063,7 +3635,7 @@
                     </wp:anchor>
                   </w:drawing>
                 </mc:Choice>
-                <mc:Fallback xmlns:wpsCustomData="http://www.wps.cn/officeDocument/2013/wpsCustomData" xmlns:oel="http://schemas.microsoft.com/office/2019/extlst">
+                <mc:Fallback xmlns:oel="http://schemas.microsoft.com/office/2019/extlst" xmlns:wpsCustomData="http://www.wps.cn/officeDocument/2013/wpsCustomData">
                   <w:pict>
                     <v:shape id="流程图: 接点 40" o:spid="_x0000_s1026" o:spt="120" type="#_x0000_t120" style="position:absolute;left:0pt;margin-left:191.85pt;margin-top:3.25pt;height:25.15pt;width:24.65pt;z-index:-251616256;v-text-anchor:middle;mso-width-relative:page;mso-height-relative:page;" fillcolor="#1E7648" filled="t" stroked="f" coordsize="21600,21600" o:gfxdata="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">
                       <v:fill on="t" focussize="0,0"/>
@@ -4194,7 +3766,7 @@
                     </wp:anchor>
                   </w:drawing>
                 </mc:Choice>
-                <mc:Fallback xmlns:wpsCustomData="http://www.wps.cn/officeDocument/2013/wpsCustomData" xmlns:oel="http://schemas.microsoft.com/office/2019/extlst">
+                <mc:Fallback xmlns:oel="http://schemas.microsoft.com/office/2019/extlst" xmlns:wpsCustomData="http://www.wps.cn/officeDocument/2013/wpsCustomData">
                   <w:pict>
                     <v:roundrect id="矩形: 圆角 41" o:spid="_x0000_s1026" o:spt="2" style="position:absolute;left:0pt;margin-left:-5.15pt;margin-top:3.2pt;height:25.3pt;width:96pt;mso-position-horizontal-relative:margin;z-index:-251617280;v-text-anchor:middle;mso-width-relative:page;mso-height-relative:page;" fillcolor="#F2F2F2 [3052]" filled="t" stroked="f" coordsize="21600,21600" arcsize="0.166666666666667" o:gfxdata="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">
                       <v:fill on="t" focussize="0,0"/>
@@ -4628,51 +4200,7 @@
           <w:szCs w:val="13"/>
           <w:highlight w:val="magenta"/>
         </w:rPr>
-        <w:t xml:space="preserve">{{r </w:t>
-      </w:r>
-      <w:proofErr w:type="spellStart"/>
-      <w:r>
-        <w:rPr>
-          <w:rFonts w:ascii="思源黑体 CN Light" w:eastAsia="思源黑体 CN Light" w:hAnsi="思源黑体 CN Light"/>
-          <w:color w:val="595959" w:themeColor="text1" w:themeTint="A6"/>
-          <w:sz w:val="13"/>
-          <w:szCs w:val="13"/>
-          <w:highlight w:val="magenta"/>
-        </w:rPr>
-        <w:t>page_</w:t>
-      </w:r>
-      <w:proofErr w:type="gramStart"/>
-      <w:r>
-        <w:rPr>
-          <w:rFonts w:ascii="思源黑体 CN Light" w:eastAsia="思源黑体 CN Light" w:hAnsi="思源黑体 CN Light"/>
-          <w:color w:val="595959" w:themeColor="text1" w:themeTint="A6"/>
-          <w:sz w:val="13"/>
-          <w:szCs w:val="13"/>
-          <w:highlight w:val="magenta"/>
-        </w:rPr>
-        <w:t>break</w:t>
-      </w:r>
-      <w:proofErr w:type="spellEnd"/>
-      <w:r>
-        <w:rPr>
-          <w:rFonts w:ascii="思源黑体 CN Light" w:eastAsia="思源黑体 CN Light" w:hAnsi="思源黑体 CN Light"/>
-          <w:color w:val="595959" w:themeColor="text1" w:themeTint="A6"/>
-          <w:sz w:val="13"/>
-          <w:szCs w:val="13"/>
-          <w:highlight w:val="magenta"/>
-        </w:rPr>
-        <w:t xml:space="preserve"> }</w:t>
-      </w:r>
-      <w:proofErr w:type="gramEnd"/>
-      <w:r>
-        <w:rPr>
-          <w:rFonts w:ascii="思源黑体 CN Light" w:eastAsia="思源黑体 CN Light" w:hAnsi="思源黑体 CN Light"/>
-          <w:color w:val="595959" w:themeColor="text1" w:themeTint="A6"/>
-          <w:sz w:val="13"/>
-          <w:szCs w:val="13"/>
-          <w:highlight w:val="magenta"/>
-        </w:rPr>
-        <w:t>}</w:t>
+        <w:t>{{r page_break }}</w:t>
       </w:r>
     </w:p>
     <w:p>
@@ -4742,25 +4270,7 @@
           <w:sz w:val="16"/>
           <w:szCs w:val="16"/>
         </w:rPr>
-        <w:t>{%p if var_brca.snv_</w:t>
-      </w:r>
-      <w:proofErr w:type="gramStart"/>
-      <w:r>
-        <w:rPr>
-          <w:rFonts w:ascii="思源黑体 CN Normal" w:eastAsia="思源黑体 CN Normal" w:hAnsi="思源黑体 CN Normal"/>
-          <w:sz w:val="16"/>
-          <w:szCs w:val="16"/>
-        </w:rPr>
-        <w:t>s.B</w:t>
-      </w:r>
-      <w:proofErr w:type="gramEnd"/>
-      <w:r>
-        <w:rPr>
-          <w:rFonts w:ascii="思源黑体 CN Normal" w:eastAsia="思源黑体 CN Normal" w:hAnsi="思源黑体 CN Normal"/>
-          <w:sz w:val="16"/>
-          <w:szCs w:val="16"/>
-        </w:rPr>
-        <w:t>1_L5 + var_brca.snv_s.B2_L5 + var_brca.gcnv_v2.B1_gcnv_L5 + var_brca.gcnv_v2.B2_gcnv_L5 + var_brca.snv_s.B1_L4 + var_brca.snv_s.B2_L4 + var_brca.gcnv_v2.B1_gcnv_L4 + var_brca.gcnv_v2.B2_gcnv_L4 %}</w:t>
+        <w:t>{%p if var_brca.snv_s.B1_L5 + var_brca.snv_s.B2_L5 + var_brca.gcnv_v2.B1_gcnv_L5 + var_brca.gcnv_v2.B2_gcnv_L5 + var_brca.snv_s.B1_L4 + var_brca.snv_s.B2_L4 + var_brca.gcnv_v2.B1_gcnv_L4 + var_brca.gcnv_v2.B2_gcnv_L4 %}</w:t>
       </w:r>
     </w:p>
     <w:p>
@@ -4768,21 +4278,7 @@
         <w:rPr>
           <w:highlight w:val="blue"/>
         </w:rPr>
-        <w:t xml:space="preserve">{%p if “健康” not in </w:t>
-      </w:r>
-      <w:proofErr w:type="spellStart"/>
-      <w:r>
-        <w:rPr>
-          <w:highlight w:val="blue"/>
-        </w:rPr>
-        <w:t>sample.tumor_names_cn</w:t>
-      </w:r>
-      <w:proofErr w:type="spellEnd"/>
-      <w:r>
-        <w:rPr>
-          <w:highlight w:val="blue"/>
-        </w:rPr>
-        <w:t>%}</w:t>
+        <w:t>{%p if “健康” not in sample.tumor_names_cn%}</w:t>
       </w:r>
     </w:p>
     <w:tbl>
@@ -5456,51 +4952,7 @@
           <w:szCs w:val="13"/>
           <w:highlight w:val="magenta"/>
         </w:rPr>
-        <w:t xml:space="preserve">{{r </w:t>
-      </w:r>
-      <w:proofErr w:type="spellStart"/>
-      <w:r>
-        <w:rPr>
-          <w:rFonts w:ascii="思源黑体 CN Light" w:eastAsia="思源黑体 CN Light" w:hAnsi="思源黑体 CN Light"/>
-          <w:color w:val="595959" w:themeColor="text1" w:themeTint="A6"/>
-          <w:sz w:val="13"/>
-          <w:szCs w:val="13"/>
-          <w:highlight w:val="magenta"/>
-        </w:rPr>
-        <w:t>page_</w:t>
-      </w:r>
-      <w:proofErr w:type="gramStart"/>
-      <w:r>
-        <w:rPr>
-          <w:rFonts w:ascii="思源黑体 CN Light" w:eastAsia="思源黑体 CN Light" w:hAnsi="思源黑体 CN Light"/>
-          <w:color w:val="595959" w:themeColor="text1" w:themeTint="A6"/>
-          <w:sz w:val="13"/>
-          <w:szCs w:val="13"/>
-          <w:highlight w:val="magenta"/>
-        </w:rPr>
-        <w:t>break</w:t>
-      </w:r>
-      <w:proofErr w:type="spellEnd"/>
-      <w:r>
-        <w:rPr>
-          <w:rFonts w:ascii="思源黑体 CN Light" w:eastAsia="思源黑体 CN Light" w:hAnsi="思源黑体 CN Light"/>
-          <w:color w:val="595959" w:themeColor="text1" w:themeTint="A6"/>
-          <w:sz w:val="13"/>
-          <w:szCs w:val="13"/>
-          <w:highlight w:val="magenta"/>
-        </w:rPr>
-        <w:t xml:space="preserve"> }</w:t>
-      </w:r>
-      <w:proofErr w:type="gramEnd"/>
-      <w:r>
-        <w:rPr>
-          <w:rFonts w:ascii="思源黑体 CN Light" w:eastAsia="思源黑体 CN Light" w:hAnsi="思源黑体 CN Light"/>
-          <w:color w:val="595959" w:themeColor="text1" w:themeTint="A6"/>
-          <w:sz w:val="13"/>
-          <w:szCs w:val="13"/>
-          <w:highlight w:val="magenta"/>
-        </w:rPr>
-        <w:t>}</w:t>
+        <w:t>{{r page_break }}</w:t>
       </w:r>
     </w:p>
     <w:p>
@@ -5572,58 +5024,7 @@
           <w:szCs w:val="16"/>
           <w:highlight w:val="cyan"/>
         </w:rPr>
-        <w:t xml:space="preserve">{%p if </w:t>
-      </w:r>
-      <w:proofErr w:type="spellStart"/>
-      <w:r>
-        <w:rPr>
-          <w:rFonts w:ascii="思源黑体 CN Normal" w:eastAsia="思源黑体 CN Normal" w:hAnsi="思源黑体 CN Normal"/>
-          <w:sz w:val="16"/>
-          <w:szCs w:val="16"/>
-          <w:highlight w:val="cyan"/>
-        </w:rPr>
-        <w:t>judge_brca_cnv</w:t>
-      </w:r>
-      <w:proofErr w:type="spellEnd"/>
-      <w:r>
-        <w:rPr>
-          <w:rFonts w:ascii="思源黑体 CN Normal" w:eastAsia="思源黑体 CN Normal" w:hAnsi="思源黑体 CN Normal"/>
-          <w:sz w:val="16"/>
-          <w:szCs w:val="16"/>
-          <w:highlight w:val="cyan"/>
-        </w:rPr>
-        <w:t xml:space="preserve"> == “</w:t>
-      </w:r>
-      <w:proofErr w:type="spellStart"/>
-      <w:proofErr w:type="gramStart"/>
-      <w:r>
-        <w:rPr>
-          <w:rFonts w:ascii="思源黑体 CN Normal" w:eastAsia="思源黑体 CN Normal" w:hAnsi="思源黑体 CN Normal"/>
-          <w:sz w:val="16"/>
-          <w:szCs w:val="16"/>
-          <w:highlight w:val="cyan"/>
-        </w:rPr>
-        <w:t>mlpa</w:t>
-      </w:r>
-      <w:proofErr w:type="spellEnd"/>
-      <w:r>
-        <w:rPr>
-          <w:rFonts w:ascii="思源黑体 CN Normal" w:eastAsia="思源黑体 CN Normal" w:hAnsi="思源黑体 CN Normal"/>
-          <w:sz w:val="16"/>
-          <w:szCs w:val="16"/>
-          <w:highlight w:val="cyan"/>
-        </w:rPr>
-        <w:t>”%</w:t>
-      </w:r>
-      <w:proofErr w:type="gramEnd"/>
-      <w:r>
-        <w:rPr>
-          <w:rFonts w:ascii="思源黑体 CN Normal" w:eastAsia="思源黑体 CN Normal" w:hAnsi="思源黑体 CN Normal"/>
-          <w:sz w:val="16"/>
-          <w:szCs w:val="16"/>
-          <w:highlight w:val="cyan"/>
-        </w:rPr>
-        <w:t>}</w:t>
+        <w:t>{%p if judge_brca_cnv == “mlpa”%}</w:t>
       </w:r>
     </w:p>
     <w:p>
@@ -5640,25 +5041,7 @@
           <w:sz w:val="16"/>
           <w:szCs w:val="16"/>
         </w:rPr>
-        <w:t>{%p if var_brca.snv_</w:t>
-      </w:r>
-      <w:proofErr w:type="gramStart"/>
-      <w:r>
-        <w:rPr>
-          <w:rFonts w:ascii="思源黑体 CN Normal" w:eastAsia="思源黑体 CN Normal" w:hAnsi="思源黑体 CN Normal"/>
-          <w:sz w:val="16"/>
-          <w:szCs w:val="16"/>
-        </w:rPr>
-        <w:t>s.B</w:t>
-      </w:r>
-      <w:proofErr w:type="gramEnd"/>
-      <w:r>
-        <w:rPr>
-          <w:rFonts w:ascii="思源黑体 CN Normal" w:eastAsia="思源黑体 CN Normal" w:hAnsi="思源黑体 CN Normal"/>
-          <w:sz w:val="16"/>
-          <w:szCs w:val="16"/>
-        </w:rPr>
-        <w:t>1_L5 + var_brca.snv_s.B2_L5 + var_brca.mlpa_v2.B1_mlpa_L5 + var_brca.mlpa_v2.B2_mlpa_L5 + var_brca.snv_s.B1_L4 + var_brca.snv_s.B2_L4 + var_brca.mlpa_v2.B1_mlpa_L4 + var_brca.mlpa_v2.B2_mlpa_L4 %}</w:t>
+        <w:t>{%p if var_brca.snv_s.B1_L5 + var_brca.snv_s.B2_L5 + var_brca.mlpa_v2.B1_mlpa_L5 + var_brca.mlpa_v2.B2_mlpa_L5 + var_brca.snv_s.B1_L4 + var_brca.snv_s.B2_L4 + var_brca.mlpa_v2.B1_mlpa_L4 + var_brca.mlpa_v2.B2_mlpa_L4 %}</w:t>
       </w:r>
     </w:p>
     <w:p>
@@ -5676,27 +5059,7 @@
           <w:szCs w:val="16"/>
           <w:highlight w:val="blue"/>
         </w:rPr>
-        <w:t xml:space="preserve">{%p if “健康” not in </w:t>
-      </w:r>
-      <w:proofErr w:type="spellStart"/>
-      <w:r>
-        <w:rPr>
-          <w:rFonts w:ascii="思源黑体 CN Normal" w:eastAsia="思源黑体 CN Normal" w:hAnsi="思源黑体 CN Normal"/>
-          <w:sz w:val="16"/>
-          <w:szCs w:val="16"/>
-          <w:highlight w:val="blue"/>
-        </w:rPr>
-        <w:t>sample.tumor_names_cn</w:t>
-      </w:r>
-      <w:proofErr w:type="spellEnd"/>
-      <w:r>
-        <w:rPr>
-          <w:rFonts w:ascii="思源黑体 CN Normal" w:eastAsia="思源黑体 CN Normal" w:hAnsi="思源黑体 CN Normal"/>
-          <w:sz w:val="16"/>
-          <w:szCs w:val="16"/>
-          <w:highlight w:val="blue"/>
-        </w:rPr>
-        <w:t>%}</w:t>
+        <w:t>{%p if “健康” not in sample.tumor_names_cn%}</w:t>
       </w:r>
     </w:p>
     <w:tbl>
@@ -6336,27 +5699,7 @@
           <w:szCs w:val="16"/>
           <w:highlight w:val="blue"/>
         </w:rPr>
-        <w:t xml:space="preserve">{%p if “健康” not in </w:t>
-      </w:r>
-      <w:proofErr w:type="spellStart"/>
-      <w:r>
-        <w:rPr>
-          <w:rFonts w:ascii="思源黑体 CN Normal" w:eastAsia="思源黑体 CN Normal" w:hAnsi="思源黑体 CN Normal"/>
-          <w:sz w:val="16"/>
-          <w:szCs w:val="16"/>
-          <w:highlight w:val="blue"/>
-        </w:rPr>
-        <w:t>sample.tumor_names_cn</w:t>
-      </w:r>
-      <w:proofErr w:type="spellEnd"/>
-      <w:r>
-        <w:rPr>
-          <w:rFonts w:ascii="思源黑体 CN Normal" w:eastAsia="思源黑体 CN Normal" w:hAnsi="思源黑体 CN Normal"/>
-          <w:sz w:val="16"/>
-          <w:szCs w:val="16"/>
-          <w:highlight w:val="blue"/>
-        </w:rPr>
-        <w:t>%}</w:t>
+        <w:t>{%p if “健康” not in sample.tumor_names_cn%}</w:t>
       </w:r>
     </w:p>
     <w:tbl>
@@ -7034,25 +6377,7 @@
           <w:sz w:val="16"/>
           <w:szCs w:val="16"/>
         </w:rPr>
-        <w:t>{%p if var_brca.snv_</w:t>
-      </w:r>
-      <w:proofErr w:type="gramStart"/>
-      <w:r>
-        <w:rPr>
-          <w:rFonts w:ascii="思源黑体 CN Normal" w:eastAsia="思源黑体 CN Normal" w:hAnsi="思源黑体 CN Normal"/>
-          <w:sz w:val="16"/>
-          <w:szCs w:val="16"/>
-        </w:rPr>
-        <w:t>s.B</w:t>
-      </w:r>
-      <w:proofErr w:type="gramEnd"/>
-      <w:r>
-        <w:rPr>
-          <w:rFonts w:ascii="思源黑体 CN Normal" w:eastAsia="思源黑体 CN Normal" w:hAnsi="思源黑体 CN Normal"/>
-          <w:sz w:val="16"/>
-          <w:szCs w:val="16"/>
-        </w:rPr>
-        <w:t>1_L5 + var_brca.snv_s.B2_L5 + var_brca.gcnv_v2.B1_gcnv_L5 + var_brca.gcnv_v2.B2_gcnv_L5 + var_brca.snv_s.B1_L4 + var_brca.snv_s.B2_L4 + var_brca.gcnv_v2.B1_gcnv_L4 + var_brca.gcnv_v2.B2_gcnv_L4 %}</w:t>
+        <w:t>{%p if var_brca.snv_s.B1_L5 + var_brca.snv_s.B2_L5 + var_brca.gcnv_v2.B1_gcnv_L5 + var_brca.gcnv_v2.B2_gcnv_L5 + var_brca.snv_s.B1_L4 + var_brca.snv_s.B2_L4 + var_brca.gcnv_v2.B1_gcnv_L4 + var_brca.gcnv_v2.B2_gcnv_L4 %}</w:t>
       </w:r>
     </w:p>
     <w:p>
@@ -7070,27 +6395,7 @@
           <w:szCs w:val="16"/>
           <w:highlight w:val="blue"/>
         </w:rPr>
-        <w:t xml:space="preserve">{%p if “健康” not in </w:t>
-      </w:r>
-      <w:proofErr w:type="spellStart"/>
-      <w:r>
-        <w:rPr>
-          <w:rFonts w:ascii="思源黑体 CN Normal" w:eastAsia="思源黑体 CN Normal" w:hAnsi="思源黑体 CN Normal"/>
-          <w:sz w:val="16"/>
-          <w:szCs w:val="16"/>
-          <w:highlight w:val="blue"/>
-        </w:rPr>
-        <w:t>sample.tumor_names_cn</w:t>
-      </w:r>
-      <w:proofErr w:type="spellEnd"/>
-      <w:r>
-        <w:rPr>
-          <w:rFonts w:ascii="思源黑体 CN Normal" w:eastAsia="思源黑体 CN Normal" w:hAnsi="思源黑体 CN Normal"/>
-          <w:sz w:val="16"/>
-          <w:szCs w:val="16"/>
-          <w:highlight w:val="blue"/>
-        </w:rPr>
-        <w:t>%}</w:t>
+        <w:t>{%p if “健康” not in sample.tumor_names_cn%}</w:t>
       </w:r>
     </w:p>
     <w:tbl>
@@ -7720,27 +7025,7 @@
           <w:szCs w:val="16"/>
           <w:highlight w:val="blue"/>
         </w:rPr>
-        <w:t xml:space="preserve">{%p if “健康” not in </w:t>
-      </w:r>
-      <w:proofErr w:type="spellStart"/>
-      <w:r>
-        <w:rPr>
-          <w:rFonts w:ascii="思源黑体 CN Normal" w:eastAsia="思源黑体 CN Normal" w:hAnsi="思源黑体 CN Normal"/>
-          <w:sz w:val="16"/>
-          <w:szCs w:val="16"/>
-          <w:highlight w:val="blue"/>
-        </w:rPr>
-        <w:t>sample.tumor_names_cn</w:t>
-      </w:r>
-      <w:proofErr w:type="spellEnd"/>
-      <w:r>
-        <w:rPr>
-          <w:rFonts w:ascii="思源黑体 CN Normal" w:eastAsia="思源黑体 CN Normal" w:hAnsi="思源黑体 CN Normal"/>
-          <w:sz w:val="16"/>
-          <w:szCs w:val="16"/>
-          <w:highlight w:val="blue"/>
-        </w:rPr>
-        <w:t>%}</w:t>
+        <w:t>{%p if “健康” not in sample.tumor_names_cn%}</w:t>
       </w:r>
     </w:p>
     <w:tbl>
@@ -8817,73 +8102,7 @@
                 <w:szCs w:val="17"/>
                 <w:lang w:bidi="ar"/>
               </w:rPr>
-              <w:t xml:space="preserve">{%if </w:t>
-            </w:r>
-            <w:proofErr w:type="spellStart"/>
-            <w:r>
-              <w:rPr>
-                <w:rFonts w:ascii="思源黑体 CN Normal" w:eastAsia="思源黑体 CN Normal" w:hAnsi="思源黑体 CN Normal" w:cs="思源黑体 CN Light"/>
-                <w:kern w:val="0"/>
-                <w:sz w:val="17"/>
-                <w:szCs w:val="17"/>
-                <w:lang w:bidi="ar"/>
-              </w:rPr>
-              <w:t>lib_quality_control</w:t>
-            </w:r>
-            <w:proofErr w:type="spellEnd"/>
-            <w:r>
-              <w:rPr>
-                <w:rFonts w:ascii="思源黑体 CN Normal" w:eastAsia="思源黑体 CN Normal" w:hAnsi="思源黑体 CN Normal" w:cs="思源黑体 CN Light"/>
-                <w:kern w:val="0"/>
-                <w:sz w:val="17"/>
-                <w:szCs w:val="17"/>
-                <w:lang w:bidi="ar"/>
-              </w:rPr>
-              <w:t xml:space="preserve"> and </w:t>
-            </w:r>
-            <w:proofErr w:type="spellStart"/>
-            <w:r>
-              <w:rPr>
-                <w:rFonts w:ascii="思源黑体 CN Normal" w:eastAsia="思源黑体 CN Normal" w:hAnsi="思源黑体 CN Normal" w:cs="思源黑体 CN Light"/>
-                <w:kern w:val="0"/>
-                <w:sz w:val="17"/>
-                <w:szCs w:val="17"/>
-                <w:lang w:bidi="ar"/>
-              </w:rPr>
-              <w:t>lib_quality_control.lib_dna_qc</w:t>
-            </w:r>
-            <w:proofErr w:type="spellEnd"/>
-            <w:r>
-              <w:rPr>
-                <w:rFonts w:ascii="思源黑体 CN Normal" w:eastAsia="思源黑体 CN Normal" w:hAnsi="思源黑体 CN Normal" w:cs="思源黑体 CN Light"/>
-                <w:kern w:val="0"/>
-                <w:sz w:val="17"/>
-                <w:szCs w:val="17"/>
-                <w:lang w:bidi="ar"/>
-              </w:rPr>
-              <w:t xml:space="preserve"> and lib_quality_control.lib_dna_qc.dna_qty</w:t>
-            </w:r>
-            <w:proofErr w:type="gramStart"/>
-            <w:r>
-              <w:rPr>
-                <w:rFonts w:ascii="思源黑体 CN Normal" w:eastAsia="思源黑体 CN Normal" w:hAnsi="思源黑体 CN Normal" w:cs="思源黑体 CN Light"/>
-                <w:kern w:val="0"/>
-                <w:sz w:val="17"/>
-                <w:szCs w:val="17"/>
-                <w:lang w:bidi="ar"/>
-              </w:rPr>
-              <w:t>%}{</w:t>
-            </w:r>
-            <w:proofErr w:type="gramEnd"/>
-            <w:r>
-              <w:rPr>
-                <w:rFonts w:ascii="思源黑体 CN Normal" w:eastAsia="思源黑体 CN Normal" w:hAnsi="思源黑体 CN Normal" w:cs="思源黑体 CN Light"/>
-                <w:kern w:val="0"/>
-                <w:sz w:val="17"/>
-                <w:szCs w:val="17"/>
-                <w:lang w:bidi="ar"/>
-              </w:rPr>
-              <w:t>{lib_quality_control.lib_dna_qc.dna_qty|replace(“.00”,””)}}{%else%}{%endif%}</w:t>
+              <w:t>{%if lib_quality_control and lib_quality_control.lib_dna_qc and lib_quality_control.lib_dna_qc.dna_qty%}{{lib_quality_control.lib_dna_qc.dna_qty|replace(“.00”,””)}}{%else%}{%endif%}</w:t>
             </w:r>
           </w:p>
         </w:tc>
@@ -9041,73 +8260,7 @@
                 <w:szCs w:val="17"/>
                 <w:lang w:bidi="ar"/>
               </w:rPr>
-              <w:t xml:space="preserve">{%if </w:t>
-            </w:r>
-            <w:proofErr w:type="spellStart"/>
-            <w:r>
-              <w:rPr>
-                <w:rFonts w:ascii="思源黑体 CN Normal" w:eastAsia="思源黑体 CN Normal" w:hAnsi="思源黑体 CN Normal" w:cs="思源黑体 CN Light"/>
-                <w:kern w:val="0"/>
-                <w:sz w:val="17"/>
-                <w:szCs w:val="17"/>
-                <w:lang w:bidi="ar"/>
-              </w:rPr>
-              <w:t>lib_quality_control</w:t>
-            </w:r>
-            <w:proofErr w:type="spellEnd"/>
-            <w:r>
-              <w:rPr>
-                <w:rFonts w:ascii="思源黑体 CN Normal" w:eastAsia="思源黑体 CN Normal" w:hAnsi="思源黑体 CN Normal" w:cs="思源黑体 CN Light"/>
-                <w:kern w:val="0"/>
-                <w:sz w:val="17"/>
-                <w:szCs w:val="17"/>
-                <w:lang w:bidi="ar"/>
-              </w:rPr>
-              <w:t xml:space="preserve"> and </w:t>
-            </w:r>
-            <w:proofErr w:type="spellStart"/>
-            <w:r>
-              <w:rPr>
-                <w:rFonts w:ascii="思源黑体 CN Normal" w:eastAsia="思源黑体 CN Normal" w:hAnsi="思源黑体 CN Normal" w:cs="思源黑体 CN Light"/>
-                <w:kern w:val="0"/>
-                <w:sz w:val="17"/>
-                <w:szCs w:val="17"/>
-                <w:lang w:bidi="ar"/>
-              </w:rPr>
-              <w:t>lib_quality_control.lib_dna_qc</w:t>
-            </w:r>
-            <w:proofErr w:type="spellEnd"/>
-            <w:r>
-              <w:rPr>
-                <w:rFonts w:ascii="思源黑体 CN Normal" w:eastAsia="思源黑体 CN Normal" w:hAnsi="思源黑体 CN Normal" w:cs="思源黑体 CN Light"/>
-                <w:kern w:val="0"/>
-                <w:sz w:val="17"/>
-                <w:szCs w:val="17"/>
-                <w:lang w:bidi="ar"/>
-              </w:rPr>
-              <w:t xml:space="preserve"> and lib_quality_control.lib_dna_</w:t>
-            </w:r>
-            <w:proofErr w:type="gramStart"/>
-            <w:r>
-              <w:rPr>
-                <w:rFonts w:ascii="思源黑体 CN Normal" w:eastAsia="思源黑体 CN Normal" w:hAnsi="思源黑体 CN Normal" w:cs="思源黑体 CN Light"/>
-                <w:kern w:val="0"/>
-                <w:sz w:val="17"/>
-                <w:szCs w:val="17"/>
-                <w:lang w:bidi="ar"/>
-              </w:rPr>
-              <w:t>qc.library</w:t>
-            </w:r>
-            <w:proofErr w:type="gramEnd"/>
-            <w:r>
-              <w:rPr>
-                <w:rFonts w:ascii="思源黑体 CN Normal" w:eastAsia="思源黑体 CN Normal" w:hAnsi="思源黑体 CN Normal" w:cs="思源黑体 CN Light"/>
-                <w:kern w:val="0"/>
-                <w:sz w:val="17"/>
-                <w:szCs w:val="17"/>
-                <w:lang w:bidi="ar"/>
-              </w:rPr>
-              <w:t>_qty%}{{lib_quality_control.lib_dna_qc.library_qty|replace(“.00”,””)}}{%else%}{%endif%}</w:t>
+              <w:t>{%if lib_quality_control and lib_quality_control.lib_dna_qc and lib_quality_control.lib_dna_qc.library_qty%}{{lib_quality_control.lib_dna_qc.library_qty|replace(“.00”,””)}}{%else%}{%endif%}</w:t>
             </w:r>
           </w:p>
         </w:tc>
@@ -9266,25 +8419,7 @@
                 <w:sz w:val="17"/>
                 <w:szCs w:val="17"/>
               </w:rPr>
-              <w:t>{{qc.dna_data_</w:t>
-            </w:r>
-            <w:proofErr w:type="gramStart"/>
-            <w:r>
-              <w:rPr>
-                <w:rFonts w:ascii="思源黑体 CN Normal" w:eastAsia="思源黑体 CN Normal" w:hAnsi="思源黑体 CN Normal"/>
-                <w:sz w:val="17"/>
-                <w:szCs w:val="17"/>
-              </w:rPr>
-              <w:t>qc.cleandata</w:t>
-            </w:r>
-            <w:proofErr w:type="gramEnd"/>
-            <w:r>
-              <w:rPr>
-                <w:rFonts w:ascii="思源黑体 CN Normal" w:eastAsia="思源黑体 CN Normal" w:hAnsi="思源黑体 CN Normal"/>
-                <w:sz w:val="17"/>
-                <w:szCs w:val="17"/>
-              </w:rPr>
-              <w:t>_q30}}</w:t>
+              <w:t>{{qc.dna_data_qc.cleandata_q30}}</w:t>
             </w:r>
           </w:p>
         </w:tc>
@@ -9428,43 +8563,7 @@
                 <w:sz w:val="17"/>
                 <w:szCs w:val="17"/>
               </w:rPr>
-              <w:t>{{</w:t>
-            </w:r>
-            <w:proofErr w:type="spellStart"/>
-            <w:r>
-              <w:rPr>
-                <w:rFonts w:ascii="思源黑体 CN Normal" w:eastAsia="思源黑体 CN Normal" w:hAnsi="思源黑体 CN Normal"/>
-                <w:sz w:val="17"/>
-                <w:szCs w:val="17"/>
-              </w:rPr>
-              <w:t>qc.dna_data_</w:t>
-            </w:r>
-            <w:proofErr w:type="gramStart"/>
-            <w:r>
-              <w:rPr>
-                <w:rFonts w:ascii="思源黑体 CN Normal" w:eastAsia="思源黑体 CN Normal" w:hAnsi="思源黑体 CN Normal"/>
-                <w:sz w:val="17"/>
-                <w:szCs w:val="17"/>
-              </w:rPr>
-              <w:t>qc.mapping</w:t>
-            </w:r>
-            <w:proofErr w:type="gramEnd"/>
-            <w:r>
-              <w:rPr>
-                <w:rFonts w:ascii="思源黑体 CN Normal" w:eastAsia="思源黑体 CN Normal" w:hAnsi="思源黑体 CN Normal"/>
-                <w:sz w:val="17"/>
-                <w:szCs w:val="17"/>
-              </w:rPr>
-              <w:t>_ratio</w:t>
-            </w:r>
-            <w:proofErr w:type="spellEnd"/>
-            <w:r>
-              <w:rPr>
-                <w:rFonts w:ascii="思源黑体 CN Normal" w:eastAsia="思源黑体 CN Normal" w:hAnsi="思源黑体 CN Normal"/>
-                <w:sz w:val="17"/>
-                <w:szCs w:val="17"/>
-              </w:rPr>
-              <w:t>}}</w:t>
+              <w:t>{{qc.dna_data_qc.mapping_ratio}}</w:t>
             </w:r>
           </w:p>
         </w:tc>
@@ -9608,43 +8707,7 @@
                 <w:sz w:val="17"/>
                 <w:szCs w:val="17"/>
               </w:rPr>
-              <w:t>{{</w:t>
-            </w:r>
-            <w:proofErr w:type="spellStart"/>
-            <w:r>
-              <w:rPr>
-                <w:rFonts w:ascii="思源黑体 CN Normal" w:eastAsia="思源黑体 CN Normal" w:hAnsi="思源黑体 CN Normal"/>
-                <w:sz w:val="17"/>
-                <w:szCs w:val="17"/>
-              </w:rPr>
-              <w:t>qc.dna_data_</w:t>
-            </w:r>
-            <w:proofErr w:type="gramStart"/>
-            <w:r>
-              <w:rPr>
-                <w:rFonts w:ascii="思源黑体 CN Normal" w:eastAsia="思源黑体 CN Normal" w:hAnsi="思源黑体 CN Normal"/>
-                <w:sz w:val="17"/>
-                <w:szCs w:val="17"/>
-              </w:rPr>
-              <w:t>qc.cover</w:t>
-            </w:r>
-            <w:proofErr w:type="gramEnd"/>
-            <w:r>
-              <w:rPr>
-                <w:rFonts w:ascii="思源黑体 CN Normal" w:eastAsia="思源黑体 CN Normal" w:hAnsi="思源黑体 CN Normal"/>
-                <w:sz w:val="17"/>
-                <w:szCs w:val="17"/>
-              </w:rPr>
-              <w:t>_ratio</w:t>
-            </w:r>
-            <w:proofErr w:type="spellEnd"/>
-            <w:r>
-              <w:rPr>
-                <w:rFonts w:ascii="思源黑体 CN Normal" w:eastAsia="思源黑体 CN Normal" w:hAnsi="思源黑体 CN Normal"/>
-                <w:sz w:val="17"/>
-                <w:szCs w:val="17"/>
-              </w:rPr>
-              <w:t>}}</w:t>
+              <w:t>{{qc.dna_data_qc.cover_ratio}}</w:t>
             </w:r>
           </w:p>
         </w:tc>
@@ -9744,29 +8807,7 @@
                 <w:szCs w:val="17"/>
                 <w:lang w:bidi="ar"/>
               </w:rPr>
-              <w:t>均</w:t>
-            </w:r>
-            <w:proofErr w:type="gramStart"/>
-            <w:r>
-              <w:rPr>
-                <w:rFonts w:ascii="思源黑体 CN Normal" w:eastAsia="思源黑体 CN Normal" w:hAnsi="思源黑体 CN Normal" w:cs="思源黑体 CN Light" w:hint="eastAsia"/>
-                <w:kern w:val="0"/>
-                <w:sz w:val="17"/>
-                <w:szCs w:val="17"/>
-                <w:lang w:bidi="ar"/>
-              </w:rPr>
-              <w:t>一</w:t>
-            </w:r>
-            <w:proofErr w:type="gramEnd"/>
-            <w:r>
-              <w:rPr>
-                <w:rFonts w:ascii="思源黑体 CN Normal" w:eastAsia="思源黑体 CN Normal" w:hAnsi="思源黑体 CN Normal" w:cs="思源黑体 CN Light" w:hint="eastAsia"/>
-                <w:kern w:val="0"/>
-                <w:sz w:val="17"/>
-                <w:szCs w:val="17"/>
-                <w:lang w:bidi="ar"/>
-              </w:rPr>
-              <w:t>性</w:t>
+              <w:t>均一性</w:t>
             </w:r>
             <w:r>
               <w:rPr>
@@ -9810,25 +8851,7 @@
                 <w:sz w:val="17"/>
                 <w:szCs w:val="17"/>
               </w:rPr>
-              <w:t>{{qc.dna_data_</w:t>
-            </w:r>
-            <w:proofErr w:type="gramStart"/>
-            <w:r>
-              <w:rPr>
-                <w:rFonts w:ascii="思源黑体 CN Normal" w:eastAsia="思源黑体 CN Normal" w:hAnsi="思源黑体 CN Normal"/>
-                <w:sz w:val="17"/>
-                <w:szCs w:val="17"/>
-              </w:rPr>
-              <w:t>qc.uni</w:t>
-            </w:r>
-            <w:proofErr w:type="gramEnd"/>
-            <w:r>
-              <w:rPr>
-                <w:rFonts w:ascii="思源黑体 CN Normal" w:eastAsia="思源黑体 CN Normal" w:hAnsi="思源黑体 CN Normal"/>
-                <w:sz w:val="17"/>
-                <w:szCs w:val="17"/>
-              </w:rPr>
-              <w:t>20}}</w:t>
+              <w:t>{{qc.dna_data_qc.uni20}}</w:t>
             </w:r>
           </w:p>
         </w:tc>
@@ -9982,59 +9005,23 @@
                 <w:sz w:val="17"/>
                 <w:szCs w:val="17"/>
               </w:rPr>
-              <w:t>{{</w:t>
-            </w:r>
-            <w:proofErr w:type="spellStart"/>
+              <w:t>{{qc.dna_data_qc.depth_mean</w:t>
+            </w:r>
+            <w:r>
+              <w:rPr>
+                <w:rFonts w:ascii="思源黑体 CN Normal" w:eastAsia="思源黑体 CN Normal" w:hAnsi="思源黑体 CN Normal" w:hint="eastAsia"/>
+                <w:sz w:val="17"/>
+                <w:szCs w:val="17"/>
+              </w:rPr>
+              <w:t>|</w:t>
+            </w:r>
             <w:r>
               <w:rPr>
                 <w:rFonts w:ascii="思源黑体 CN Normal" w:eastAsia="思源黑体 CN Normal" w:hAnsi="思源黑体 CN Normal"/>
                 <w:sz w:val="17"/>
                 <w:szCs w:val="17"/>
               </w:rPr>
-              <w:t>qc.dna_data_</w:t>
-            </w:r>
-            <w:proofErr w:type="gramStart"/>
-            <w:r>
-              <w:rPr>
-                <w:rFonts w:ascii="思源黑体 CN Normal" w:eastAsia="思源黑体 CN Normal" w:hAnsi="思源黑体 CN Normal"/>
-                <w:sz w:val="17"/>
-                <w:szCs w:val="17"/>
-              </w:rPr>
-              <w:t>qc.depth</w:t>
-            </w:r>
-            <w:proofErr w:type="gramEnd"/>
-            <w:r>
-              <w:rPr>
-                <w:rFonts w:ascii="思源黑体 CN Normal" w:eastAsia="思源黑体 CN Normal" w:hAnsi="思源黑体 CN Normal"/>
-                <w:sz w:val="17"/>
-                <w:szCs w:val="17"/>
-              </w:rPr>
-              <w:t>_mean</w:t>
-            </w:r>
-            <w:r>
-              <w:rPr>
-                <w:rFonts w:ascii="思源黑体 CN Normal" w:eastAsia="思源黑体 CN Normal" w:hAnsi="思源黑体 CN Normal" w:hint="eastAsia"/>
-                <w:sz w:val="17"/>
-                <w:szCs w:val="17"/>
-              </w:rPr>
-              <w:t>|</w:t>
-            </w:r>
-            <w:r>
-              <w:rPr>
-                <w:rFonts w:ascii="思源黑体 CN Normal" w:eastAsia="思源黑体 CN Normal" w:hAnsi="思源黑体 CN Normal"/>
-                <w:sz w:val="17"/>
-                <w:szCs w:val="17"/>
-              </w:rPr>
-              <w:t>replace</w:t>
-            </w:r>
-            <w:proofErr w:type="spellEnd"/>
-            <w:r>
-              <w:rPr>
-                <w:rFonts w:ascii="思源黑体 CN Normal" w:eastAsia="思源黑体 CN Normal" w:hAnsi="思源黑体 CN Normal"/>
-                <w:sz w:val="17"/>
-                <w:szCs w:val="17"/>
-              </w:rPr>
-              <w:t>(“.00”,””)}}</w:t>
+              <w:t>replace(“.00”,””)}}</w:t>
             </w:r>
           </w:p>
         </w:tc>
@@ -10189,59 +9176,23 @@
                 <w:sz w:val="17"/>
                 <w:szCs w:val="17"/>
               </w:rPr>
-              <w:t>{{</w:t>
-            </w:r>
-            <w:proofErr w:type="spellStart"/>
+              <w:t>{{qc.dna_data_qc.depth_min</w:t>
+            </w:r>
+            <w:r>
+              <w:rPr>
+                <w:rFonts w:ascii="思源黑体 CN Normal" w:eastAsia="思源黑体 CN Normal" w:hAnsi="思源黑体 CN Normal" w:hint="eastAsia"/>
+                <w:sz w:val="17"/>
+                <w:szCs w:val="17"/>
+              </w:rPr>
+              <w:t>|</w:t>
+            </w:r>
             <w:r>
               <w:rPr>
                 <w:rFonts w:ascii="思源黑体 CN Normal" w:eastAsia="思源黑体 CN Normal" w:hAnsi="思源黑体 CN Normal"/>
                 <w:sz w:val="17"/>
                 <w:szCs w:val="17"/>
               </w:rPr>
-              <w:t>qc.dna_data_</w:t>
-            </w:r>
-            <w:proofErr w:type="gramStart"/>
-            <w:r>
-              <w:rPr>
-                <w:rFonts w:ascii="思源黑体 CN Normal" w:eastAsia="思源黑体 CN Normal" w:hAnsi="思源黑体 CN Normal"/>
-                <w:sz w:val="17"/>
-                <w:szCs w:val="17"/>
-              </w:rPr>
-              <w:t>qc.depth</w:t>
-            </w:r>
-            <w:proofErr w:type="gramEnd"/>
-            <w:r>
-              <w:rPr>
-                <w:rFonts w:ascii="思源黑体 CN Normal" w:eastAsia="思源黑体 CN Normal" w:hAnsi="思源黑体 CN Normal"/>
-                <w:sz w:val="17"/>
-                <w:szCs w:val="17"/>
-              </w:rPr>
-              <w:t>_min</w:t>
-            </w:r>
-            <w:r>
-              <w:rPr>
-                <w:rFonts w:ascii="思源黑体 CN Normal" w:eastAsia="思源黑体 CN Normal" w:hAnsi="思源黑体 CN Normal" w:hint="eastAsia"/>
-                <w:sz w:val="17"/>
-                <w:szCs w:val="17"/>
-              </w:rPr>
-              <w:t>|</w:t>
-            </w:r>
-            <w:r>
-              <w:rPr>
-                <w:rFonts w:ascii="思源黑体 CN Normal" w:eastAsia="思源黑体 CN Normal" w:hAnsi="思源黑体 CN Normal"/>
-                <w:sz w:val="17"/>
-                <w:szCs w:val="17"/>
-              </w:rPr>
-              <w:t>replace</w:t>
-            </w:r>
-            <w:proofErr w:type="spellEnd"/>
-            <w:r>
-              <w:rPr>
-                <w:rFonts w:ascii="思源黑体 CN Normal" w:eastAsia="思源黑体 CN Normal" w:hAnsi="思源黑体 CN Normal"/>
-                <w:sz w:val="17"/>
-                <w:szCs w:val="17"/>
-              </w:rPr>
-              <w:t>(“.00”,””)}}</w:t>
+              <w:t>replace(“.00”,””)}}</w:t>
             </w:r>
           </w:p>
         </w:tc>
@@ -10360,27 +9311,7 @@
           <w:sz w:val="16"/>
           <w:szCs w:val="16"/>
         </w:rPr>
-        <w:t>仅送检样本类型包含石蜡</w:t>
-      </w:r>
-      <w:proofErr w:type="gramStart"/>
-      <w:r>
-        <w:rPr>
-          <w:rFonts w:ascii="思源黑体 CN Normal" w:eastAsia="思源黑体 CN Normal" w:hAnsi="思源黑体 CN Normal"/>
-          <w:color w:val="000000" w:themeColor="text1"/>
-          <w:sz w:val="16"/>
-          <w:szCs w:val="16"/>
-        </w:rPr>
-        <w:t>玻</w:t>
-      </w:r>
-      <w:proofErr w:type="gramEnd"/>
-      <w:r>
-        <w:rPr>
-          <w:rFonts w:ascii="思源黑体 CN Normal" w:eastAsia="思源黑体 CN Normal" w:hAnsi="思源黑体 CN Normal"/>
-          <w:color w:val="000000" w:themeColor="text1"/>
-          <w:sz w:val="16"/>
-          <w:szCs w:val="16"/>
-        </w:rPr>
-        <w:t>片时可进行此项评估；全血及对照样本不做此项评估</w:t>
+        <w:t>仅送检样本类型包含石蜡玻片时可进行此项评估；全血及对照样本不做此项评估</w:t>
       </w:r>
       <w:r>
         <w:rPr>
@@ -10541,27 +9472,7 @@
           <w:sz w:val="16"/>
           <w:szCs w:val="16"/>
         </w:rPr>
-        <w:t>覆盖度：检测到的区域</w:t>
-      </w:r>
-      <w:proofErr w:type="gramStart"/>
-      <w:r>
-        <w:rPr>
-          <w:rFonts w:ascii="思源黑体 CN Normal" w:eastAsia="思源黑体 CN Normal" w:hAnsi="思源黑体 CN Normal" w:hint="eastAsia"/>
-          <w:color w:val="000000" w:themeColor="text1"/>
-          <w:sz w:val="16"/>
-          <w:szCs w:val="16"/>
-        </w:rPr>
-        <w:t>占目标</w:t>
-      </w:r>
-      <w:proofErr w:type="gramEnd"/>
-      <w:r>
-        <w:rPr>
-          <w:rFonts w:ascii="思源黑体 CN Normal" w:eastAsia="思源黑体 CN Normal" w:hAnsi="思源黑体 CN Normal" w:hint="eastAsia"/>
-          <w:color w:val="000000" w:themeColor="text1"/>
-          <w:sz w:val="16"/>
-          <w:szCs w:val="16"/>
-        </w:rPr>
-        <w:t>区域的比例；</w:t>
+        <w:t>覆盖度：检测到的区域占目标区域的比例；</w:t>
       </w:r>
     </w:p>
     <w:p>
@@ -10586,27 +9497,7 @@
           <w:sz w:val="16"/>
           <w:szCs w:val="16"/>
         </w:rPr>
-        <w:t>均</w:t>
-      </w:r>
-      <w:proofErr w:type="gramStart"/>
-      <w:r>
-        <w:rPr>
-          <w:rFonts w:ascii="思源黑体 CN Normal" w:eastAsia="思源黑体 CN Normal" w:hAnsi="思源黑体 CN Normal" w:hint="eastAsia"/>
-          <w:color w:val="000000" w:themeColor="text1"/>
-          <w:sz w:val="16"/>
-          <w:szCs w:val="16"/>
-        </w:rPr>
-        <w:t>一</w:t>
-      </w:r>
-      <w:proofErr w:type="gramEnd"/>
-      <w:r>
-        <w:rPr>
-          <w:rFonts w:ascii="思源黑体 CN Normal" w:eastAsia="思源黑体 CN Normal" w:hAnsi="思源黑体 CN Normal" w:hint="eastAsia"/>
-          <w:color w:val="000000" w:themeColor="text1"/>
-          <w:sz w:val="16"/>
-          <w:szCs w:val="16"/>
-        </w:rPr>
-        <w:t>性：整体目标区域中，测序深度超过平均深度</w:t>
+        <w:t>均一性：整体目标区域中，测序深度超过平均深度</w:t>
       </w:r>
       <w:r>
         <w:rPr>
@@ -10685,7 +9576,7 @@
           <w:sz w:val="16"/>
           <w:szCs w:val="16"/>
         </w:rPr>
-        <w:t>：即为最低扩增子测序深度，本项目为扩增子测序，要求深度最低的扩增子的深度也要达到</w:t>
+        <w:t>：本项目为扩增子测序，要求深度最低的扩增子的深度也要达到</w:t>
       </w:r>
       <w:r>
         <w:rPr>
@@ -10737,27 +9628,7 @@
           <w:sz w:val="16"/>
           <w:szCs w:val="16"/>
         </w:rPr>
-        <w:t>/”，表示此质</w:t>
-      </w:r>
-      <w:proofErr w:type="gramStart"/>
-      <w:r>
-        <w:rPr>
-          <w:rFonts w:ascii="思源黑体 CN Normal" w:eastAsia="思源黑体 CN Normal" w:hAnsi="思源黑体 CN Normal"/>
-          <w:color w:val="000000" w:themeColor="text1"/>
-          <w:sz w:val="16"/>
-          <w:szCs w:val="16"/>
-        </w:rPr>
-        <w:t>控项并非</w:t>
-      </w:r>
-      <w:proofErr w:type="gramEnd"/>
-      <w:r>
-        <w:rPr>
-          <w:rFonts w:ascii="思源黑体 CN Normal" w:eastAsia="思源黑体 CN Normal" w:hAnsi="思源黑体 CN Normal"/>
-          <w:color w:val="000000" w:themeColor="text1"/>
-          <w:sz w:val="16"/>
-          <w:szCs w:val="16"/>
-        </w:rPr>
-        <w:t>本检测的必要质控项，结果仅供参考；</w:t>
+        <w:t>/”，表示此质控项并非本检测的必要质控项，结果仅供参考；</w:t>
       </w:r>
     </w:p>
     <w:p>
@@ -10769,19 +9640,19 @@
         </w:numPr>
         <w:ind w:firstLineChars="0"/>
         <w:rPr>
+          <w:rFonts w:ascii="思源黑体 CN Normal" w:eastAsia="思源黑体 CN Normal" w:hAnsi="思源黑体 CN Normal"/>
+          <w:color w:val="000000" w:themeColor="text1"/>
+          <w:sz w:val="16"/>
+          <w:szCs w:val="16"/>
+        </w:rPr>
+      </w:pPr>
+      <w:r>
+        <w:rPr>
           <w:rFonts w:ascii="思源黑体 CN Normal" w:eastAsia="思源黑体 CN Normal" w:hAnsi="思源黑体 CN Normal" w:hint="eastAsia"/>
           <w:color w:val="000000" w:themeColor="text1"/>
           <w:sz w:val="16"/>
           <w:szCs w:val="16"/>
         </w:rPr>
-      </w:pPr>
-      <w:r>
-        <w:rPr>
-          <w:rFonts w:ascii="思源黑体 CN Normal" w:eastAsia="思源黑体 CN Normal" w:hAnsi="思源黑体 CN Normal" w:hint="eastAsia"/>
-          <w:color w:val="000000" w:themeColor="text1"/>
-          <w:sz w:val="16"/>
-          <w:szCs w:val="16"/>
-        </w:rPr>
         <w:t>如果“质控数值”偏离“参考值”范围，检测结果准确性可能会受到影响。</w:t>
       </w:r>
     </w:p>
@@ -10801,7 +9672,7 @@
         <w:pStyle w:val="ae"/>
         <w:ind w:left="420" w:firstLineChars="0" w:firstLine="0"/>
         <w:rPr>
-          <w:rFonts w:ascii="思源黑体 CN Normal" w:eastAsia="思源黑体 CN Normal" w:hAnsi="思源黑体 CN Normal" w:hint="eastAsia"/>
+          <w:rFonts w:ascii="思源黑体 CN Normal" w:eastAsia="思源黑体 CN Normal" w:hAnsi="思源黑体 CN Normal"/>
           <w:sz w:val="16"/>
           <w:szCs w:val="16"/>
         </w:rPr>
@@ -11033,51 +9904,7 @@
           <w:szCs w:val="13"/>
           <w:highlight w:val="magenta"/>
         </w:rPr>
-        <w:t xml:space="preserve">{{r </w:t>
-      </w:r>
-      <w:proofErr w:type="spellStart"/>
-      <w:r>
-        <w:rPr>
-          <w:rFonts w:ascii="思源黑体 CN Light" w:eastAsia="思源黑体 CN Light" w:hAnsi="思源黑体 CN Light"/>
-          <w:color w:val="595959" w:themeColor="text1" w:themeTint="A6"/>
-          <w:sz w:val="13"/>
-          <w:szCs w:val="13"/>
-          <w:highlight w:val="magenta"/>
-        </w:rPr>
-        <w:t>page_</w:t>
-      </w:r>
-      <w:proofErr w:type="gramStart"/>
-      <w:r>
-        <w:rPr>
-          <w:rFonts w:ascii="思源黑体 CN Light" w:eastAsia="思源黑体 CN Light" w:hAnsi="思源黑体 CN Light"/>
-          <w:color w:val="595959" w:themeColor="text1" w:themeTint="A6"/>
-          <w:sz w:val="13"/>
-          <w:szCs w:val="13"/>
-          <w:highlight w:val="magenta"/>
-        </w:rPr>
-        <w:t>break</w:t>
-      </w:r>
-      <w:proofErr w:type="spellEnd"/>
-      <w:r>
-        <w:rPr>
-          <w:rFonts w:ascii="思源黑体 CN Light" w:eastAsia="思源黑体 CN Light" w:hAnsi="思源黑体 CN Light"/>
-          <w:color w:val="595959" w:themeColor="text1" w:themeTint="A6"/>
-          <w:sz w:val="13"/>
-          <w:szCs w:val="13"/>
-          <w:highlight w:val="magenta"/>
-        </w:rPr>
-        <w:t xml:space="preserve"> }</w:t>
-      </w:r>
-      <w:proofErr w:type="gramEnd"/>
-      <w:r>
-        <w:rPr>
-          <w:rFonts w:ascii="思源黑体 CN Light" w:eastAsia="思源黑体 CN Light" w:hAnsi="思源黑体 CN Light"/>
-          <w:color w:val="595959" w:themeColor="text1" w:themeTint="A6"/>
-          <w:sz w:val="13"/>
-          <w:szCs w:val="13"/>
-          <w:highlight w:val="magenta"/>
-        </w:rPr>
-        <w:t>}</w:t>
+        <w:t>{{r page_break }}</w:t>
       </w:r>
     </w:p>
     <w:p>
@@ -11097,58 +9924,7 @@
           <w:szCs w:val="16"/>
           <w:highlight w:val="cyan"/>
         </w:rPr>
-        <w:t xml:space="preserve">{%p if </w:t>
-      </w:r>
-      <w:proofErr w:type="spellStart"/>
-      <w:r>
-        <w:rPr>
-          <w:rFonts w:ascii="思源黑体 CN Normal" w:eastAsia="思源黑体 CN Normal" w:hAnsi="思源黑体 CN Normal"/>
-          <w:sz w:val="16"/>
-          <w:szCs w:val="16"/>
-          <w:highlight w:val="cyan"/>
-        </w:rPr>
-        <w:t>judge_brca_cnv</w:t>
-      </w:r>
-      <w:proofErr w:type="spellEnd"/>
-      <w:r>
-        <w:rPr>
-          <w:rFonts w:ascii="思源黑体 CN Normal" w:eastAsia="思源黑体 CN Normal" w:hAnsi="思源黑体 CN Normal"/>
-          <w:sz w:val="16"/>
-          <w:szCs w:val="16"/>
-          <w:highlight w:val="cyan"/>
-        </w:rPr>
-        <w:t xml:space="preserve"> == “</w:t>
-      </w:r>
-      <w:proofErr w:type="spellStart"/>
-      <w:proofErr w:type="gramStart"/>
-      <w:r>
-        <w:rPr>
-          <w:rFonts w:ascii="思源黑体 CN Normal" w:eastAsia="思源黑体 CN Normal" w:hAnsi="思源黑体 CN Normal"/>
-          <w:sz w:val="16"/>
-          <w:szCs w:val="16"/>
-          <w:highlight w:val="cyan"/>
-        </w:rPr>
-        <w:t>mlpa</w:t>
-      </w:r>
-      <w:proofErr w:type="spellEnd"/>
-      <w:r>
-        <w:rPr>
-          <w:rFonts w:ascii="思源黑体 CN Normal" w:eastAsia="思源黑体 CN Normal" w:hAnsi="思源黑体 CN Normal"/>
-          <w:sz w:val="16"/>
-          <w:szCs w:val="16"/>
-          <w:highlight w:val="cyan"/>
-        </w:rPr>
-        <w:t>”%</w:t>
-      </w:r>
-      <w:proofErr w:type="gramEnd"/>
-      <w:r>
-        <w:rPr>
-          <w:rFonts w:ascii="思源黑体 CN Normal" w:eastAsia="思源黑体 CN Normal" w:hAnsi="思源黑体 CN Normal"/>
-          <w:sz w:val="16"/>
-          <w:szCs w:val="16"/>
-          <w:highlight w:val="cyan"/>
-        </w:rPr>
-        <w:t>}</w:t>
+        <w:t>{%p if judge_brca_cnv == “mlpa”%}</w:t>
       </w:r>
     </w:p>
     <w:p>
@@ -11165,25 +9941,7 @@
           <w:sz w:val="16"/>
           <w:szCs w:val="16"/>
         </w:rPr>
-        <w:t>{%p if var_brca.snv_</w:t>
-      </w:r>
-      <w:proofErr w:type="gramStart"/>
-      <w:r>
-        <w:rPr>
-          <w:rFonts w:ascii="思源黑体 CN Normal" w:eastAsia="思源黑体 CN Normal" w:hAnsi="思源黑体 CN Normal"/>
-          <w:sz w:val="16"/>
-          <w:szCs w:val="16"/>
-        </w:rPr>
-        <w:t>s.B</w:t>
-      </w:r>
-      <w:proofErr w:type="gramEnd"/>
-      <w:r>
-        <w:rPr>
-          <w:rFonts w:ascii="思源黑体 CN Normal" w:eastAsia="思源黑体 CN Normal" w:hAnsi="思源黑体 CN Normal"/>
-          <w:sz w:val="16"/>
-          <w:szCs w:val="16"/>
-        </w:rPr>
-        <w:t>1_L5 + var_brca.snv_s.B2_L5 + var_brca.mlpa_v2.B1_mlpa_L5 + var_brca.mlpa_v2.B2_mlpa_L5 + var_brca.snv_s.B1_L4 + var_brca.snv_s.B2_L4 + var_brca.mlpa_v2.B1_mlpa_L4 + var_brca.mlpa_v2.B2_mlpa_L4 %}</w:t>
+        <w:t>{%p if var_brca.snv_s.B1_L5 + var_brca.snv_s.B2_L5 + var_brca.mlpa_v2.B1_mlpa_L5 + var_brca.mlpa_v2.B2_mlpa_L5 + var_brca.snv_s.B1_L4 + var_brca.snv_s.B2_L4 + var_brca.mlpa_v2.B1_mlpa_L4 + var_brca.mlpa_v2.B2_mlpa_L4 %}</w:t>
       </w:r>
     </w:p>
     <w:p>
@@ -11201,27 +9959,7 @@
           <w:szCs w:val="16"/>
           <w:highlight w:val="blue"/>
         </w:rPr>
-        <w:t xml:space="preserve">{%p if “健康” not in </w:t>
-      </w:r>
-      <w:proofErr w:type="spellStart"/>
-      <w:r>
-        <w:rPr>
-          <w:rFonts w:ascii="思源黑体 CN Normal" w:eastAsia="思源黑体 CN Normal" w:hAnsi="思源黑体 CN Normal"/>
-          <w:sz w:val="16"/>
-          <w:szCs w:val="16"/>
-          <w:highlight w:val="blue"/>
-        </w:rPr>
-        <w:t>sample.tumor_names_cn</w:t>
-      </w:r>
-      <w:proofErr w:type="spellEnd"/>
-      <w:r>
-        <w:rPr>
-          <w:rFonts w:ascii="思源黑体 CN Normal" w:eastAsia="思源黑体 CN Normal" w:hAnsi="思源黑体 CN Normal"/>
-          <w:sz w:val="16"/>
-          <w:szCs w:val="16"/>
-          <w:highlight w:val="blue"/>
-        </w:rPr>
-        <w:t>%}</w:t>
+        <w:t>{%p if “健康” not in sample.tumor_names_cn%}</w:t>
       </w:r>
     </w:p>
     <w:tbl>
@@ -11850,27 +10588,7 @@
           <w:szCs w:val="16"/>
           <w:highlight w:val="blue"/>
         </w:rPr>
-        <w:t xml:space="preserve">{%p if “健康” not in </w:t>
-      </w:r>
-      <w:proofErr w:type="spellStart"/>
-      <w:r>
-        <w:rPr>
-          <w:rFonts w:ascii="思源黑体 CN Normal" w:eastAsia="思源黑体 CN Normal" w:hAnsi="思源黑体 CN Normal"/>
-          <w:sz w:val="16"/>
-          <w:szCs w:val="16"/>
-          <w:highlight w:val="blue"/>
-        </w:rPr>
-        <w:t>sample.tumor_names_cn</w:t>
-      </w:r>
-      <w:proofErr w:type="spellEnd"/>
-      <w:r>
-        <w:rPr>
-          <w:rFonts w:ascii="思源黑体 CN Normal" w:eastAsia="思源黑体 CN Normal" w:hAnsi="思源黑体 CN Normal"/>
-          <w:sz w:val="16"/>
-          <w:szCs w:val="16"/>
-          <w:highlight w:val="blue"/>
-        </w:rPr>
-        <w:t>%}</w:t>
+        <w:t>{%p if “健康” not in sample.tumor_names_cn%}</w:t>
       </w:r>
     </w:p>
     <w:tbl>
@@ -12527,25 +11245,7 @@
           <w:sz w:val="16"/>
           <w:szCs w:val="16"/>
         </w:rPr>
-        <w:t>{%p if var_brca.snv_</w:t>
-      </w:r>
-      <w:proofErr w:type="gramStart"/>
-      <w:r>
-        <w:rPr>
-          <w:rFonts w:ascii="思源黑体 CN Normal" w:eastAsia="思源黑体 CN Normal" w:hAnsi="思源黑体 CN Normal"/>
-          <w:sz w:val="16"/>
-          <w:szCs w:val="16"/>
-        </w:rPr>
-        <w:t>s.B</w:t>
-      </w:r>
-      <w:proofErr w:type="gramEnd"/>
-      <w:r>
-        <w:rPr>
-          <w:rFonts w:ascii="思源黑体 CN Normal" w:eastAsia="思源黑体 CN Normal" w:hAnsi="思源黑体 CN Normal"/>
-          <w:sz w:val="16"/>
-          <w:szCs w:val="16"/>
-        </w:rPr>
-        <w:t>1_L5 + var_brca.snv_s.B2_L5 + var_brca.gcnv_v2.B1_gcnv_L5 + var_brca.gcnv_v2.B2_gcnv_L5 + var_brca.snv_s.B1_L4 + var_brca.snv_s.B2_L4 + var_brca.gcnv_v2.B1_gcnv_L4 + var_brca.gcnv_v2.B2_gcnv_L4 %}</w:t>
+        <w:t>{%p if var_brca.snv_s.B1_L5 + var_brca.snv_s.B2_L5 + var_brca.gcnv_v2.B1_gcnv_L5 + var_brca.gcnv_v2.B2_gcnv_L5 + var_brca.snv_s.B1_L4 + var_brca.snv_s.B2_L4 + var_brca.gcnv_v2.B1_gcnv_L4 + var_brca.gcnv_v2.B2_gcnv_L4 %}</w:t>
       </w:r>
     </w:p>
     <w:p>
@@ -12563,27 +11263,7 @@
           <w:szCs w:val="16"/>
           <w:highlight w:val="blue"/>
         </w:rPr>
-        <w:t xml:space="preserve">{%p if “健康” not in </w:t>
-      </w:r>
-      <w:proofErr w:type="spellStart"/>
-      <w:r>
-        <w:rPr>
-          <w:rFonts w:ascii="思源黑体 CN Normal" w:eastAsia="思源黑体 CN Normal" w:hAnsi="思源黑体 CN Normal"/>
-          <w:sz w:val="16"/>
-          <w:szCs w:val="16"/>
-          <w:highlight w:val="blue"/>
-        </w:rPr>
-        <w:t>sample.tumor_names_cn</w:t>
-      </w:r>
-      <w:proofErr w:type="spellEnd"/>
-      <w:r>
-        <w:rPr>
-          <w:rFonts w:ascii="思源黑体 CN Normal" w:eastAsia="思源黑体 CN Normal" w:hAnsi="思源黑体 CN Normal"/>
-          <w:sz w:val="16"/>
-          <w:szCs w:val="16"/>
-          <w:highlight w:val="blue"/>
-        </w:rPr>
-        <w:t>%}</w:t>
+        <w:t>{%p if “健康” not in sample.tumor_names_cn%}</w:t>
       </w:r>
     </w:p>
     <w:tbl>
@@ -13212,27 +11892,7 @@
           <w:szCs w:val="16"/>
           <w:highlight w:val="blue"/>
         </w:rPr>
-        <w:t xml:space="preserve">{%p if “健康” not in </w:t>
-      </w:r>
-      <w:proofErr w:type="spellStart"/>
-      <w:r>
-        <w:rPr>
-          <w:rFonts w:ascii="思源黑体 CN Normal" w:eastAsia="思源黑体 CN Normal" w:hAnsi="思源黑体 CN Normal"/>
-          <w:sz w:val="16"/>
-          <w:szCs w:val="16"/>
-          <w:highlight w:val="blue"/>
-        </w:rPr>
-        <w:t>sample.tumor_names_cn</w:t>
-      </w:r>
-      <w:proofErr w:type="spellEnd"/>
-      <w:r>
-        <w:rPr>
-          <w:rFonts w:ascii="思源黑体 CN Normal" w:eastAsia="思源黑体 CN Normal" w:hAnsi="思源黑体 CN Normal"/>
-          <w:sz w:val="16"/>
-          <w:szCs w:val="16"/>
-          <w:highlight w:val="blue"/>
-        </w:rPr>
-        <w:t>%}</w:t>
+        <w:t>{%p if “健康” not in sample.tumor_names_cn%}</w:t>
       </w:r>
     </w:p>
     <w:tbl>
@@ -13968,51 +12628,7 @@
           <w:szCs w:val="13"/>
           <w:highlight w:val="magenta"/>
         </w:rPr>
-        <w:t xml:space="preserve">{{r </w:t>
-      </w:r>
-      <w:proofErr w:type="spellStart"/>
-      <w:r>
-        <w:rPr>
-          <w:rFonts w:ascii="思源黑体 CN Light" w:eastAsia="思源黑体 CN Light" w:hAnsi="思源黑体 CN Light"/>
-          <w:color w:val="595959" w:themeColor="text1" w:themeTint="A6"/>
-          <w:sz w:val="13"/>
-          <w:szCs w:val="13"/>
-          <w:highlight w:val="magenta"/>
-        </w:rPr>
-        <w:t>page_</w:t>
-      </w:r>
-      <w:proofErr w:type="gramStart"/>
-      <w:r>
-        <w:rPr>
-          <w:rFonts w:ascii="思源黑体 CN Light" w:eastAsia="思源黑体 CN Light" w:hAnsi="思源黑体 CN Light"/>
-          <w:color w:val="595959" w:themeColor="text1" w:themeTint="A6"/>
-          <w:sz w:val="13"/>
-          <w:szCs w:val="13"/>
-          <w:highlight w:val="magenta"/>
-        </w:rPr>
-        <w:t>break</w:t>
-      </w:r>
-      <w:proofErr w:type="spellEnd"/>
-      <w:r>
-        <w:rPr>
-          <w:rFonts w:ascii="思源黑体 CN Light" w:eastAsia="思源黑体 CN Light" w:hAnsi="思源黑体 CN Light"/>
-          <w:color w:val="595959" w:themeColor="text1" w:themeTint="A6"/>
-          <w:sz w:val="13"/>
-          <w:szCs w:val="13"/>
-          <w:highlight w:val="magenta"/>
-        </w:rPr>
-        <w:t xml:space="preserve"> }</w:t>
-      </w:r>
-      <w:proofErr w:type="gramEnd"/>
-      <w:r>
-        <w:rPr>
-          <w:rFonts w:ascii="思源黑体 CN Light" w:eastAsia="思源黑体 CN Light" w:hAnsi="思源黑体 CN Light"/>
-          <w:color w:val="595959" w:themeColor="text1" w:themeTint="A6"/>
-          <w:sz w:val="13"/>
-          <w:szCs w:val="13"/>
-          <w:highlight w:val="magenta"/>
-        </w:rPr>
-        <w:t>}</w:t>
+        <w:t>{{r page_break }}</w:t>
       </w:r>
     </w:p>
     <w:p>
@@ -14032,58 +12648,7 @@
           <w:szCs w:val="16"/>
           <w:highlight w:val="cyan"/>
         </w:rPr>
-        <w:t xml:space="preserve">{%p if </w:t>
-      </w:r>
-      <w:proofErr w:type="spellStart"/>
-      <w:r>
-        <w:rPr>
-          <w:rFonts w:ascii="思源黑体 CN Normal" w:eastAsia="思源黑体 CN Normal" w:hAnsi="思源黑体 CN Normal"/>
-          <w:sz w:val="16"/>
-          <w:szCs w:val="16"/>
-          <w:highlight w:val="cyan"/>
-        </w:rPr>
-        <w:t>judge_brca_cnv</w:t>
-      </w:r>
-      <w:proofErr w:type="spellEnd"/>
-      <w:r>
-        <w:rPr>
-          <w:rFonts w:ascii="思源黑体 CN Normal" w:eastAsia="思源黑体 CN Normal" w:hAnsi="思源黑体 CN Normal"/>
-          <w:sz w:val="16"/>
-          <w:szCs w:val="16"/>
-          <w:highlight w:val="cyan"/>
-        </w:rPr>
-        <w:t xml:space="preserve"> == “</w:t>
-      </w:r>
-      <w:proofErr w:type="spellStart"/>
-      <w:proofErr w:type="gramStart"/>
-      <w:r>
-        <w:rPr>
-          <w:rFonts w:ascii="思源黑体 CN Normal" w:eastAsia="思源黑体 CN Normal" w:hAnsi="思源黑体 CN Normal"/>
-          <w:sz w:val="16"/>
-          <w:szCs w:val="16"/>
-          <w:highlight w:val="cyan"/>
-        </w:rPr>
-        <w:t>mlpa</w:t>
-      </w:r>
-      <w:proofErr w:type="spellEnd"/>
-      <w:r>
-        <w:rPr>
-          <w:rFonts w:ascii="思源黑体 CN Normal" w:eastAsia="思源黑体 CN Normal" w:hAnsi="思源黑体 CN Normal"/>
-          <w:sz w:val="16"/>
-          <w:szCs w:val="16"/>
-          <w:highlight w:val="cyan"/>
-        </w:rPr>
-        <w:t>”%</w:t>
-      </w:r>
-      <w:proofErr w:type="gramEnd"/>
-      <w:r>
-        <w:rPr>
-          <w:rFonts w:ascii="思源黑体 CN Normal" w:eastAsia="思源黑体 CN Normal" w:hAnsi="思源黑体 CN Normal"/>
-          <w:sz w:val="16"/>
-          <w:szCs w:val="16"/>
-          <w:highlight w:val="cyan"/>
-        </w:rPr>
-        <w:t>}</w:t>
+        <w:t>{%p if judge_brca_cnv == “mlpa”%}</w:t>
       </w:r>
     </w:p>
     <w:p>
@@ -14100,25 +12665,7 @@
           <w:sz w:val="16"/>
           <w:szCs w:val="16"/>
         </w:rPr>
-        <w:t>{%p if var_brca.snv_</w:t>
-      </w:r>
-      <w:proofErr w:type="gramStart"/>
-      <w:r>
-        <w:rPr>
-          <w:rFonts w:ascii="思源黑体 CN Normal" w:eastAsia="思源黑体 CN Normal" w:hAnsi="思源黑体 CN Normal"/>
-          <w:sz w:val="16"/>
-          <w:szCs w:val="16"/>
-        </w:rPr>
-        <w:t>s.B</w:t>
-      </w:r>
-      <w:proofErr w:type="gramEnd"/>
-      <w:r>
-        <w:rPr>
-          <w:rFonts w:ascii="思源黑体 CN Normal" w:eastAsia="思源黑体 CN Normal" w:hAnsi="思源黑体 CN Normal"/>
-          <w:sz w:val="16"/>
-          <w:szCs w:val="16"/>
-        </w:rPr>
-        <w:t>1_L5 + var_brca.snv_s.B2_L5 + var_brca.mlpa_v2.B1_mlpa_L5 + var_brca.mlpa_v2.B2_mlpa_L5 + var_brca.snv_s.B1_L4 + var_brca.snv_s.B2_L4 + var_brca.mlpa_v2.B1_mlpa_L4 + var_brca.mlpa_v2.B2_mlpa_L4 %}</w:t>
+        <w:t>{%p if var_brca.snv_s.B1_L5 + var_brca.snv_s.B2_L5 + var_brca.mlpa_v2.B1_mlpa_L5 + var_brca.mlpa_v2.B2_mlpa_L5 + var_brca.snv_s.B1_L4 + var_brca.snv_s.B2_L4 + var_brca.mlpa_v2.B1_mlpa_L4 + var_brca.mlpa_v2.B2_mlpa_L4 %}</w:t>
       </w:r>
     </w:p>
     <w:p>
@@ -14136,27 +12683,7 @@
           <w:szCs w:val="16"/>
           <w:highlight w:val="blue"/>
         </w:rPr>
-        <w:t xml:space="preserve">{%p if “健康” not in </w:t>
-      </w:r>
-      <w:proofErr w:type="spellStart"/>
-      <w:r>
-        <w:rPr>
-          <w:rFonts w:ascii="思源黑体 CN Normal" w:eastAsia="思源黑体 CN Normal" w:hAnsi="思源黑体 CN Normal"/>
-          <w:sz w:val="16"/>
-          <w:szCs w:val="16"/>
-          <w:highlight w:val="blue"/>
-        </w:rPr>
-        <w:t>sample.tumor_names_cn</w:t>
-      </w:r>
-      <w:proofErr w:type="spellEnd"/>
-      <w:r>
-        <w:rPr>
-          <w:rFonts w:ascii="思源黑体 CN Normal" w:eastAsia="思源黑体 CN Normal" w:hAnsi="思源黑体 CN Normal"/>
-          <w:sz w:val="16"/>
-          <w:szCs w:val="16"/>
-          <w:highlight w:val="blue"/>
-        </w:rPr>
-        <w:t>%}</w:t>
+        <w:t>{%p if “健康” not in sample.tumor_names_cn%}</w:t>
       </w:r>
     </w:p>
     <w:tbl>
@@ -14796,27 +13323,7 @@
           <w:szCs w:val="16"/>
           <w:highlight w:val="blue"/>
         </w:rPr>
-        <w:t xml:space="preserve">{%p if “健康” not in </w:t>
-      </w:r>
-      <w:proofErr w:type="spellStart"/>
-      <w:r>
-        <w:rPr>
-          <w:rFonts w:ascii="思源黑体 CN Normal" w:eastAsia="思源黑体 CN Normal" w:hAnsi="思源黑体 CN Normal"/>
-          <w:sz w:val="16"/>
-          <w:szCs w:val="16"/>
-          <w:highlight w:val="blue"/>
-        </w:rPr>
-        <w:t>sample.tumor_names_cn</w:t>
-      </w:r>
-      <w:proofErr w:type="spellEnd"/>
-      <w:r>
-        <w:rPr>
-          <w:rFonts w:ascii="思源黑体 CN Normal" w:eastAsia="思源黑体 CN Normal" w:hAnsi="思源黑体 CN Normal"/>
-          <w:sz w:val="16"/>
-          <w:szCs w:val="16"/>
-          <w:highlight w:val="blue"/>
-        </w:rPr>
-        <w:t>%}</w:t>
+        <w:t>{%p if “健康” not in sample.tumor_names_cn%}</w:t>
       </w:r>
     </w:p>
     <w:tbl>
@@ -15495,25 +14002,7 @@
           <w:sz w:val="16"/>
           <w:szCs w:val="16"/>
         </w:rPr>
-        <w:t>{%p if var_brca.snv_</w:t>
-      </w:r>
-      <w:proofErr w:type="gramStart"/>
-      <w:r>
-        <w:rPr>
-          <w:rFonts w:ascii="思源黑体 CN Normal" w:eastAsia="思源黑体 CN Normal" w:hAnsi="思源黑体 CN Normal"/>
-          <w:sz w:val="16"/>
-          <w:szCs w:val="16"/>
-        </w:rPr>
-        <w:t>s.B</w:t>
-      </w:r>
-      <w:proofErr w:type="gramEnd"/>
-      <w:r>
-        <w:rPr>
-          <w:rFonts w:ascii="思源黑体 CN Normal" w:eastAsia="思源黑体 CN Normal" w:hAnsi="思源黑体 CN Normal"/>
-          <w:sz w:val="16"/>
-          <w:szCs w:val="16"/>
-        </w:rPr>
-        <w:t>1_L5 + var_brca.snv_s.B2_L5 + var_brca.gcnv_v2.B1_gcnv_L5 + var_brca.gcnv_v2.B2_gcnv_L5 + var_brca.snv_s.B1_L4 + var_brca.snv_s.B2_L4 + var_brca.gcnv_v2.B1_gcnv_L4 + var_brca.gcnv_v2.B2_gcnv_L4 %}</w:t>
+        <w:t>{%p if var_brca.snv_s.B1_L5 + var_brca.snv_s.B2_L5 + var_brca.gcnv_v2.B1_gcnv_L5 + var_brca.gcnv_v2.B2_gcnv_L5 + var_brca.snv_s.B1_L4 + var_brca.snv_s.B2_L4 + var_brca.gcnv_v2.B1_gcnv_L4 + var_brca.gcnv_v2.B2_gcnv_L4 %}</w:t>
       </w:r>
     </w:p>
     <w:p>
@@ -15531,27 +14020,7 @@
           <w:szCs w:val="16"/>
           <w:highlight w:val="blue"/>
         </w:rPr>
-        <w:t xml:space="preserve">{%p if “健康” not in </w:t>
-      </w:r>
-      <w:proofErr w:type="spellStart"/>
-      <w:r>
-        <w:rPr>
-          <w:rFonts w:ascii="思源黑体 CN Normal" w:eastAsia="思源黑体 CN Normal" w:hAnsi="思源黑体 CN Normal"/>
-          <w:sz w:val="16"/>
-          <w:szCs w:val="16"/>
-          <w:highlight w:val="blue"/>
-        </w:rPr>
-        <w:t>sample.tumor_names_cn</w:t>
-      </w:r>
-      <w:proofErr w:type="spellEnd"/>
-      <w:r>
-        <w:rPr>
-          <w:rFonts w:ascii="思源黑体 CN Normal" w:eastAsia="思源黑体 CN Normal" w:hAnsi="思源黑体 CN Normal"/>
-          <w:sz w:val="16"/>
-          <w:szCs w:val="16"/>
-          <w:highlight w:val="blue"/>
-        </w:rPr>
-        <w:t>%}</w:t>
+        <w:t>{%p if “健康” not in sample.tumor_names_cn%}</w:t>
       </w:r>
     </w:p>
     <w:tbl>
@@ -16180,27 +14649,7 @@
           <w:szCs w:val="16"/>
           <w:highlight w:val="blue"/>
         </w:rPr>
-        <w:t xml:space="preserve">{%p if “健康” not in </w:t>
-      </w:r>
-      <w:proofErr w:type="spellStart"/>
-      <w:r>
-        <w:rPr>
-          <w:rFonts w:ascii="思源黑体 CN Normal" w:eastAsia="思源黑体 CN Normal" w:hAnsi="思源黑体 CN Normal"/>
-          <w:sz w:val="16"/>
-          <w:szCs w:val="16"/>
-          <w:highlight w:val="blue"/>
-        </w:rPr>
-        <w:t>sample.tumor_names_cn</w:t>
-      </w:r>
-      <w:proofErr w:type="spellEnd"/>
-      <w:r>
-        <w:rPr>
-          <w:rFonts w:ascii="思源黑体 CN Normal" w:eastAsia="思源黑体 CN Normal" w:hAnsi="思源黑体 CN Normal"/>
-          <w:sz w:val="16"/>
-          <w:szCs w:val="16"/>
-          <w:highlight w:val="blue"/>
-        </w:rPr>
-        <w:t>%}</w:t>
+        <w:t>{%p if “健康” not in sample.tumor_names_cn%}</w:t>
       </w:r>
     </w:p>
     <w:tbl>
@@ -17025,25 +15474,7 @@
           <w:sz w:val="16"/>
           <w:szCs w:val="16"/>
         </w:rPr>
-        <w:t xml:space="preserve">NCCN Clinical Practice Guidelines in Oncology-Genetic/Familial High-Risk Assessment: Breast, Ovarian, and Pancreatic. (version </w:t>
-      </w:r>
-      <w:proofErr w:type="gramStart"/>
-      <w:r>
-        <w:rPr>
-          <w:rFonts w:ascii="思源黑体 CN Normal" w:eastAsia="思源黑体 CN Normal" w:hAnsi="思源黑体 CN Normal"/>
-          <w:sz w:val="16"/>
-          <w:szCs w:val="16"/>
-        </w:rPr>
-        <w:t>2.2024)[</w:t>
-      </w:r>
-      <w:proofErr w:type="gramEnd"/>
-      <w:r>
-        <w:rPr>
-          <w:rFonts w:ascii="思源黑体 CN Normal" w:eastAsia="思源黑体 CN Normal" w:hAnsi="思源黑体 CN Normal"/>
-          <w:sz w:val="16"/>
-          <w:szCs w:val="16"/>
-        </w:rPr>
-        <w:t>EB/OL]. http://www.nccn.org</w:t>
+        <w:t>NCCN Clinical Practice Guidelines in Oncology-Genetic/Familial High-Risk Assessment: Breast, Ovarian, and Pancreatic. (version 2.2024)[EB/OL]. http://www.nccn.org</w:t>
       </w:r>
     </w:p>
     <w:p>
@@ -17066,25 +15497,7 @@
           <w:sz w:val="16"/>
           <w:szCs w:val="16"/>
         </w:rPr>
-        <w:t xml:space="preserve">NCCN Clinical Practice Guidelines in Oncology-Breast Cancer Risk Reduction. (version </w:t>
-      </w:r>
-      <w:proofErr w:type="gramStart"/>
-      <w:r>
-        <w:rPr>
-          <w:rFonts w:ascii="思源黑体 CN Normal" w:eastAsia="思源黑体 CN Normal" w:hAnsi="思源黑体 CN Normal"/>
-          <w:sz w:val="16"/>
-          <w:szCs w:val="16"/>
-        </w:rPr>
-        <w:t>1.2024)[</w:t>
-      </w:r>
-      <w:proofErr w:type="gramEnd"/>
-      <w:r>
-        <w:rPr>
-          <w:rFonts w:ascii="思源黑体 CN Normal" w:eastAsia="思源黑体 CN Normal" w:hAnsi="思源黑体 CN Normal"/>
-          <w:sz w:val="16"/>
-          <w:szCs w:val="16"/>
-        </w:rPr>
-        <w:t>EB/OL]. http://www.nccn.org</w:t>
+        <w:t>NCCN Clinical Practice Guidelines in Oncology-Breast Cancer Risk Reduction. (version 1.2024)[EB/OL]. http://www.nccn.org</w:t>
       </w:r>
     </w:p>
     <w:p>
@@ -17107,25 +15520,7 @@
           <w:sz w:val="16"/>
           <w:szCs w:val="16"/>
         </w:rPr>
-        <w:t xml:space="preserve">NCCN Clinical Practice Guidelines in Oncology-Ovarian Cancer Including Fallopian Tube Cancer and Primary Peritoneal Cancer. (version </w:t>
-      </w:r>
-      <w:proofErr w:type="gramStart"/>
-      <w:r>
-        <w:rPr>
-          <w:rFonts w:ascii="思源黑体 CN Normal" w:eastAsia="思源黑体 CN Normal" w:hAnsi="思源黑体 CN Normal"/>
-          <w:sz w:val="16"/>
-          <w:szCs w:val="16"/>
-        </w:rPr>
-        <w:t>2.2023)[</w:t>
-      </w:r>
-      <w:proofErr w:type="gramEnd"/>
-      <w:r>
-        <w:rPr>
-          <w:rFonts w:ascii="思源黑体 CN Normal" w:eastAsia="思源黑体 CN Normal" w:hAnsi="思源黑体 CN Normal"/>
-          <w:sz w:val="16"/>
-          <w:szCs w:val="16"/>
-        </w:rPr>
-        <w:t>EB/OL]. http://www.nccn.org</w:t>
+        <w:t>NCCN Clinical Practice Guidelines in Oncology-Ovarian Cancer Including Fallopian Tube Cancer and Primary Peritoneal Cancer. (version 2.2023)[EB/OL]. http://www.nccn.org</w:t>
       </w:r>
     </w:p>
     <w:p>
@@ -17148,25 +15543,7 @@
           <w:sz w:val="16"/>
           <w:szCs w:val="16"/>
         </w:rPr>
-        <w:t xml:space="preserve">NCCN Clinical Practice Guidelines in Oncology-Breast Cancer. (version </w:t>
-      </w:r>
-      <w:proofErr w:type="gramStart"/>
-      <w:r>
-        <w:rPr>
-          <w:rFonts w:ascii="思源黑体 CN Normal" w:eastAsia="思源黑体 CN Normal" w:hAnsi="思源黑体 CN Normal"/>
-          <w:sz w:val="16"/>
-          <w:szCs w:val="16"/>
-        </w:rPr>
-        <w:t>4.2023)[</w:t>
-      </w:r>
-      <w:proofErr w:type="gramEnd"/>
-      <w:r>
-        <w:rPr>
-          <w:rFonts w:ascii="思源黑体 CN Normal" w:eastAsia="思源黑体 CN Normal" w:hAnsi="思源黑体 CN Normal"/>
-          <w:sz w:val="16"/>
-          <w:szCs w:val="16"/>
-        </w:rPr>
-        <w:t>EB/OL]. http://www.nccn.org</w:t>
+        <w:t>NCCN Clinical Practice Guidelines in Oncology-Breast Cancer. (version 4.2023)[EB/OL]. http://www.nccn.org</w:t>
       </w:r>
     </w:p>
     <w:p>
@@ -17189,25 +15566,7 @@
           <w:sz w:val="16"/>
           <w:szCs w:val="16"/>
         </w:rPr>
-        <w:t xml:space="preserve">NCCN Clinical Practice Guidelines in Oncology-Prostate Cancer. (version </w:t>
-      </w:r>
-      <w:proofErr w:type="gramStart"/>
-      <w:r>
-        <w:rPr>
-          <w:rFonts w:ascii="思源黑体 CN Normal" w:eastAsia="思源黑体 CN Normal" w:hAnsi="思源黑体 CN Normal"/>
-          <w:sz w:val="16"/>
-          <w:szCs w:val="16"/>
-        </w:rPr>
-        <w:t>4.2023)[</w:t>
-      </w:r>
-      <w:proofErr w:type="gramEnd"/>
-      <w:r>
-        <w:rPr>
-          <w:rFonts w:ascii="思源黑体 CN Normal" w:eastAsia="思源黑体 CN Normal" w:hAnsi="思源黑体 CN Normal"/>
-          <w:sz w:val="16"/>
-          <w:szCs w:val="16"/>
-        </w:rPr>
-        <w:t>EB/OL]. http://www.nccn.org</w:t>
+        <w:t>NCCN Clinical Practice Guidelines in Oncology-Prostate Cancer. (version 4.2023)[EB/OL]. http://www.nccn.org</w:t>
       </w:r>
     </w:p>
     <w:p>
@@ -17230,25 +15589,7 @@
           <w:sz w:val="16"/>
           <w:szCs w:val="16"/>
         </w:rPr>
-        <w:t xml:space="preserve">NCCN Clinical Practice Guidelines in Oncology-Pancreatic Adenocarcinoma. (version </w:t>
-      </w:r>
-      <w:proofErr w:type="gramStart"/>
-      <w:r>
-        <w:rPr>
-          <w:rFonts w:ascii="思源黑体 CN Normal" w:eastAsia="思源黑体 CN Normal" w:hAnsi="思源黑体 CN Normal"/>
-          <w:sz w:val="16"/>
-          <w:szCs w:val="16"/>
-        </w:rPr>
-        <w:t>2.2023)[</w:t>
-      </w:r>
-      <w:proofErr w:type="gramEnd"/>
-      <w:r>
-        <w:rPr>
-          <w:rFonts w:ascii="思源黑体 CN Normal" w:eastAsia="思源黑体 CN Normal" w:hAnsi="思源黑体 CN Normal"/>
-          <w:sz w:val="16"/>
-          <w:szCs w:val="16"/>
-        </w:rPr>
-        <w:t>EB/OL]. http://www.nccn.org</w:t>
+        <w:t>NCCN Clinical Practice Guidelines in Oncology-Pancreatic Adenocarcinoma. (version 2.2023)[EB/OL]. http://www.nccn.org</w:t>
       </w:r>
     </w:p>
     <w:p>
@@ -17302,241 +15643,7 @@
           <w:sz w:val="16"/>
           <w:szCs w:val="16"/>
         </w:rPr>
-        <w:t xml:space="preserve">, 沈亦平, 邬玲仟, 陈少科, 陈子江, 方向东, </w:t>
-      </w:r>
-      <w:proofErr w:type="gramStart"/>
-      <w:r>
-        <w:rPr>
-          <w:rFonts w:ascii="思源黑体 CN Normal" w:eastAsia="思源黑体 CN Normal" w:hAnsi="思源黑体 CN Normal"/>
-          <w:sz w:val="16"/>
-          <w:szCs w:val="16"/>
-        </w:rPr>
-        <w:t>傅松滨</w:t>
-      </w:r>
-      <w:proofErr w:type="gramEnd"/>
-      <w:r>
-        <w:rPr>
-          <w:rFonts w:ascii="思源黑体 CN Normal" w:eastAsia="思源黑体 CN Normal" w:hAnsi="思源黑体 CN Normal"/>
-          <w:sz w:val="16"/>
-          <w:szCs w:val="16"/>
-        </w:rPr>
-        <w:t xml:space="preserve">, 龚瑶琴, 黄国英, </w:t>
-      </w:r>
-      <w:proofErr w:type="gramStart"/>
-      <w:r>
-        <w:rPr>
-          <w:rFonts w:ascii="思源黑体 CN Normal" w:eastAsia="思源黑体 CN Normal" w:hAnsi="思源黑体 CN Normal"/>
-          <w:sz w:val="16"/>
-          <w:szCs w:val="16"/>
-        </w:rPr>
-        <w:t>黄国宁</w:t>
-      </w:r>
-      <w:proofErr w:type="gramEnd"/>
-      <w:r>
-        <w:rPr>
-          <w:rFonts w:ascii="思源黑体 CN Normal" w:eastAsia="思源黑体 CN Normal" w:hAnsi="思源黑体 CN Normal"/>
-          <w:sz w:val="16"/>
-          <w:szCs w:val="16"/>
-        </w:rPr>
-        <w:t xml:space="preserve">, </w:t>
-      </w:r>
-      <w:proofErr w:type="gramStart"/>
-      <w:r>
-        <w:rPr>
-          <w:rFonts w:ascii="思源黑体 CN Normal" w:eastAsia="思源黑体 CN Normal" w:hAnsi="思源黑体 CN Normal"/>
-          <w:sz w:val="16"/>
-          <w:szCs w:val="16"/>
-        </w:rPr>
-        <w:t>黄荷凤</w:t>
-      </w:r>
-      <w:proofErr w:type="gramEnd"/>
-      <w:r>
-        <w:rPr>
-          <w:rFonts w:ascii="思源黑体 CN Normal" w:eastAsia="思源黑体 CN Normal" w:hAnsi="思源黑体 CN Normal"/>
-          <w:sz w:val="16"/>
-          <w:szCs w:val="16"/>
-        </w:rPr>
-        <w:t xml:space="preserve">, 黄山, 郝晓柯 12, 冀小平, 李红, 梁波, 廖灿, </w:t>
-      </w:r>
-      <w:proofErr w:type="gramStart"/>
-      <w:r>
-        <w:rPr>
-          <w:rFonts w:ascii="思源黑体 CN Normal" w:eastAsia="思源黑体 CN Normal" w:hAnsi="思源黑体 CN Normal"/>
-          <w:sz w:val="16"/>
-          <w:szCs w:val="16"/>
-        </w:rPr>
-        <w:t>乔杰</w:t>
-      </w:r>
-      <w:proofErr w:type="gramEnd"/>
-      <w:r>
-        <w:rPr>
-          <w:rFonts w:ascii="思源黑体 CN Normal" w:eastAsia="思源黑体 CN Normal" w:hAnsi="思源黑体 CN Normal"/>
-          <w:sz w:val="16"/>
-          <w:szCs w:val="16"/>
-        </w:rPr>
-        <w:t xml:space="preserve">, </w:t>
-      </w:r>
-      <w:proofErr w:type="gramStart"/>
-      <w:r>
-        <w:rPr>
-          <w:rFonts w:ascii="思源黑体 CN Normal" w:eastAsia="思源黑体 CN Normal" w:hAnsi="思源黑体 CN Normal"/>
-          <w:sz w:val="16"/>
-          <w:szCs w:val="16"/>
-        </w:rPr>
-        <w:t>苏海翔</w:t>
-      </w:r>
-      <w:proofErr w:type="gramEnd"/>
-      <w:r>
-        <w:rPr>
-          <w:rFonts w:ascii="思源黑体 CN Normal" w:eastAsia="思源黑体 CN Normal" w:hAnsi="思源黑体 CN Normal"/>
-          <w:sz w:val="16"/>
-          <w:szCs w:val="16"/>
-        </w:rPr>
-        <w:t>, 魏军, 王磊, 王树玉, 王晓红, 邢清和, 徐湘民, 袁慧军, 杨正林, 周从容, 周文</w:t>
-      </w:r>
-      <w:proofErr w:type="gramStart"/>
-      <w:r>
-        <w:rPr>
-          <w:rFonts w:ascii="思源黑体 CN Normal" w:eastAsia="思源黑体 CN Normal" w:hAnsi="思源黑体 CN Normal"/>
-          <w:sz w:val="16"/>
-          <w:szCs w:val="16"/>
-        </w:rPr>
-        <w:t>浩</w:t>
-      </w:r>
-      <w:proofErr w:type="gramEnd"/>
-      <w:r>
-        <w:rPr>
-          <w:rFonts w:ascii="思源黑体 CN Normal" w:eastAsia="思源黑体 CN Normal" w:hAnsi="思源黑体 CN Normal"/>
-          <w:sz w:val="16"/>
-          <w:szCs w:val="16"/>
-        </w:rPr>
-        <w:t xml:space="preserve">, 曾勇, 张学军, </w:t>
-      </w:r>
-      <w:proofErr w:type="gramStart"/>
-      <w:r>
-        <w:rPr>
-          <w:rFonts w:ascii="思源黑体 CN Normal" w:eastAsia="思源黑体 CN Normal" w:hAnsi="思源黑体 CN Normal"/>
-          <w:sz w:val="16"/>
-          <w:szCs w:val="16"/>
-        </w:rPr>
-        <w:t>黄涛生</w:t>
-      </w:r>
-      <w:proofErr w:type="gramEnd"/>
-      <w:r>
-        <w:rPr>
-          <w:rFonts w:ascii="思源黑体 CN Normal" w:eastAsia="思源黑体 CN Normal" w:hAnsi="思源黑体 CN Normal"/>
-          <w:sz w:val="16"/>
-          <w:szCs w:val="16"/>
-        </w:rPr>
-        <w:t xml:space="preserve">, 郑茜, </w:t>
-      </w:r>
-      <w:proofErr w:type="gramStart"/>
-      <w:r>
-        <w:rPr>
-          <w:rFonts w:ascii="思源黑体 CN Normal" w:eastAsia="思源黑体 CN Normal" w:hAnsi="思源黑体 CN Normal"/>
-          <w:sz w:val="16"/>
-          <w:szCs w:val="16"/>
-        </w:rPr>
-        <w:t>秦胜营</w:t>
-      </w:r>
-      <w:proofErr w:type="gramEnd"/>
-      <w:r>
-        <w:rPr>
-          <w:rFonts w:ascii="思源黑体 CN Normal" w:eastAsia="思源黑体 CN Normal" w:hAnsi="思源黑体 CN Normal"/>
-          <w:sz w:val="16"/>
-          <w:szCs w:val="16"/>
-        </w:rPr>
-        <w:t>, 于</w:t>
-      </w:r>
-      <w:proofErr w:type="gramStart"/>
-      <w:r>
-        <w:rPr>
-          <w:rFonts w:ascii="思源黑体 CN Normal" w:eastAsia="思源黑体 CN Normal" w:hAnsi="思源黑体 CN Normal"/>
-          <w:sz w:val="16"/>
-          <w:szCs w:val="16"/>
-        </w:rPr>
-        <w:t>世</w:t>
-      </w:r>
-      <w:proofErr w:type="gramEnd"/>
-      <w:r>
-        <w:rPr>
-          <w:rFonts w:ascii="思源黑体 CN Normal" w:eastAsia="思源黑体 CN Normal" w:hAnsi="思源黑体 CN Normal"/>
-          <w:sz w:val="16"/>
-          <w:szCs w:val="16"/>
-        </w:rPr>
-        <w:t xml:space="preserve">辉, 关静, 王洪阳, 王大勇, 赵立东, 王慧君, </w:t>
-      </w:r>
-      <w:proofErr w:type="gramStart"/>
-      <w:r>
-        <w:rPr>
-          <w:rFonts w:ascii="思源黑体 CN Normal" w:eastAsia="思源黑体 CN Normal" w:hAnsi="思源黑体 CN Normal"/>
-          <w:sz w:val="16"/>
-          <w:szCs w:val="16"/>
-        </w:rPr>
-        <w:t>孔令印</w:t>
-      </w:r>
-      <w:proofErr w:type="gramEnd"/>
-      <w:r>
-        <w:rPr>
-          <w:rFonts w:ascii="思源黑体 CN Normal" w:eastAsia="思源黑体 CN Normal" w:hAnsi="思源黑体 CN Normal"/>
-          <w:sz w:val="16"/>
-          <w:szCs w:val="16"/>
-        </w:rPr>
-        <w:t xml:space="preserve">, 宣黎明, </w:t>
-      </w:r>
-      <w:proofErr w:type="gramStart"/>
-      <w:r>
-        <w:rPr>
-          <w:rFonts w:ascii="思源黑体 CN Normal" w:eastAsia="思源黑体 CN Normal" w:hAnsi="思源黑体 CN Normal"/>
-          <w:sz w:val="16"/>
-          <w:szCs w:val="16"/>
-        </w:rPr>
-        <w:t>冒燕</w:t>
-      </w:r>
-      <w:proofErr w:type="gramEnd"/>
-      <w:r>
-        <w:rPr>
-          <w:rFonts w:ascii="思源黑体 CN Normal" w:eastAsia="思源黑体 CN Normal" w:hAnsi="思源黑体 CN Normal"/>
-          <w:sz w:val="16"/>
-          <w:szCs w:val="16"/>
-        </w:rPr>
-        <w:t xml:space="preserve">, 祝轶君, </w:t>
-      </w:r>
-      <w:proofErr w:type="gramStart"/>
-      <w:r>
-        <w:rPr>
-          <w:rFonts w:ascii="思源黑体 CN Normal" w:eastAsia="思源黑体 CN Normal" w:hAnsi="思源黑体 CN Normal"/>
-          <w:sz w:val="16"/>
-          <w:szCs w:val="16"/>
-        </w:rPr>
-        <w:t>徐君玲</w:t>
-      </w:r>
-      <w:proofErr w:type="gramEnd"/>
-      <w:r>
-        <w:rPr>
-          <w:rFonts w:ascii="思源黑体 CN Normal" w:eastAsia="思源黑体 CN Normal" w:hAnsi="思源黑体 CN Normal"/>
-          <w:sz w:val="16"/>
-          <w:szCs w:val="16"/>
-        </w:rPr>
-        <w:t>, 王剑青, 王莉, 赵婷, 秦</w:t>
-      </w:r>
-      <w:proofErr w:type="gramStart"/>
-      <w:r>
-        <w:rPr>
-          <w:rFonts w:ascii="思源黑体 CN Normal" w:eastAsia="思源黑体 CN Normal" w:hAnsi="思源黑体 CN Normal"/>
-          <w:sz w:val="16"/>
-          <w:szCs w:val="16"/>
-        </w:rPr>
-        <w:t>一</w:t>
-      </w:r>
-      <w:proofErr w:type="gramEnd"/>
-      <w:r>
-        <w:rPr>
-          <w:rFonts w:ascii="思源黑体 CN Normal" w:eastAsia="思源黑体 CN Normal" w:hAnsi="思源黑体 CN Normal"/>
-          <w:sz w:val="16"/>
-          <w:szCs w:val="16"/>
-        </w:rPr>
-        <w:t>丁, 夏滢颖, 樊丽霞, 赵丁丁, 邱浩, 贺林.  遗传变异分类标准与指南[J]. 中国科学：生命科学, 2017, 47(6): 668-688.</w:t>
+        <w:t>, 沈亦平, 邬玲仟, 陈少科, 陈子江, 方向东, 傅松滨, 龚瑶琴, 黄国英, 黄国宁, 黄荷凤, 黄山, 郝晓柯 12, 冀小平, 李红, 梁波, 廖灿, 乔杰, 苏海翔, 魏军, 王磊, 王树玉, 王晓红, 邢清和, 徐湘民, 袁慧军, 杨正林, 周从容, 周文浩, 曾勇, 张学军, 黄涛生, 郑茜, 秦胜营, 于世辉, 关静, 王洪阳, 王大勇, 赵立东, 王慧君, 孔令印, 宣黎明, 冒燕, 祝轶君, 徐君玲, 王剑青, 王莉, 赵婷, 秦一丁, 夏滢颖, 樊丽霞, 赵丁丁, 邱浩, 贺林.  遗传变异分类标准与指南[J]. 中国科学：生命科学, 2017, 47(6): 668-688.</w:t>
       </w:r>
     </w:p>
     <w:p>
@@ -17559,25 +15666,7 @@
           <w:sz w:val="16"/>
           <w:szCs w:val="16"/>
         </w:rPr>
-        <w:t xml:space="preserve">Li MM, Datto M, </w:t>
-      </w:r>
-      <w:proofErr w:type="spellStart"/>
-      <w:r>
-        <w:rPr>
-          <w:rFonts w:ascii="思源黑体 CN Normal" w:eastAsia="思源黑体 CN Normal" w:hAnsi="思源黑体 CN Normal"/>
-          <w:sz w:val="16"/>
-          <w:szCs w:val="16"/>
-        </w:rPr>
-        <w:t>Duncavage</w:t>
-      </w:r>
-      <w:proofErr w:type="spellEnd"/>
-      <w:r>
-        <w:rPr>
-          <w:rFonts w:ascii="思源黑体 CN Normal" w:eastAsia="思源黑体 CN Normal" w:hAnsi="思源黑体 CN Normal"/>
-          <w:sz w:val="16"/>
-          <w:szCs w:val="16"/>
-        </w:rPr>
-        <w:t xml:space="preserve"> EJ, Kulkarni S, et al. (2017) Standards and Guidelines for the Interpretation and Reporting of Sequence Variants in Cancer: A Joint Consensus Recommendation of the Association for Molecular Pathology American Society of Clinical Oncology, and </w:t>
+        <w:t xml:space="preserve">Li MM, Datto M, Duncavage EJ, Kulkarni S, et al. (2017) Standards and Guidelines for the Interpretation and Reporting of Sequence Variants in Cancer: A Joint Consensus Recommendation of the Association for Molecular Pathology American Society of Clinical Oncology, and </w:t>
       </w:r>
       <w:r>
         <w:rPr>
@@ -17642,58 +15731,7 @@
           <w:szCs w:val="16"/>
           <w:highlight w:val="cyan"/>
         </w:rPr>
-        <w:t xml:space="preserve">{%p if </w:t>
-      </w:r>
-      <w:proofErr w:type="spellStart"/>
-      <w:r>
-        <w:rPr>
-          <w:rFonts w:ascii="思源黑体 CN Normal" w:eastAsia="思源黑体 CN Normal" w:hAnsi="思源黑体 CN Normal"/>
-          <w:sz w:val="16"/>
-          <w:szCs w:val="16"/>
-          <w:highlight w:val="cyan"/>
-        </w:rPr>
-        <w:t>judge_brca_cnv</w:t>
-      </w:r>
-      <w:proofErr w:type="spellEnd"/>
-      <w:r>
-        <w:rPr>
-          <w:rFonts w:ascii="思源黑体 CN Normal" w:eastAsia="思源黑体 CN Normal" w:hAnsi="思源黑体 CN Normal"/>
-          <w:sz w:val="16"/>
-          <w:szCs w:val="16"/>
-          <w:highlight w:val="cyan"/>
-        </w:rPr>
-        <w:t xml:space="preserve"> == “</w:t>
-      </w:r>
-      <w:proofErr w:type="spellStart"/>
-      <w:proofErr w:type="gramStart"/>
-      <w:r>
-        <w:rPr>
-          <w:rFonts w:ascii="思源黑体 CN Normal" w:eastAsia="思源黑体 CN Normal" w:hAnsi="思源黑体 CN Normal"/>
-          <w:sz w:val="16"/>
-          <w:szCs w:val="16"/>
-          <w:highlight w:val="cyan"/>
-        </w:rPr>
-        <w:t>mlpa</w:t>
-      </w:r>
-      <w:proofErr w:type="spellEnd"/>
-      <w:r>
-        <w:rPr>
-          <w:rFonts w:ascii="思源黑体 CN Normal" w:eastAsia="思源黑体 CN Normal" w:hAnsi="思源黑体 CN Normal"/>
-          <w:sz w:val="16"/>
-          <w:szCs w:val="16"/>
-          <w:highlight w:val="cyan"/>
-        </w:rPr>
-        <w:t>”%</w:t>
-      </w:r>
-      <w:proofErr w:type="gramEnd"/>
-      <w:r>
-        <w:rPr>
-          <w:rFonts w:ascii="思源黑体 CN Normal" w:eastAsia="思源黑体 CN Normal" w:hAnsi="思源黑体 CN Normal"/>
-          <w:sz w:val="16"/>
-          <w:szCs w:val="16"/>
-          <w:highlight w:val="cyan"/>
-        </w:rPr>
-        <w:t>}</w:t>
+        <w:t>{%p if judge_brca_cnv == “mlpa”%}</w:t>
       </w:r>
     </w:p>
     <w:p>
@@ -17716,43 +15754,7 @@
           <w:sz w:val="16"/>
           <w:szCs w:val="16"/>
         </w:rPr>
-        <w:t xml:space="preserve">{%p for a </w:t>
-      </w:r>
-      <w:proofErr w:type="spellStart"/>
-      <w:r>
-        <w:rPr>
-          <w:rFonts w:ascii="思源黑体 CN Normal" w:eastAsia="思源黑体 CN Normal" w:hAnsi="思源黑体 CN Normal"/>
-          <w:sz w:val="16"/>
-          <w:szCs w:val="16"/>
-        </w:rPr>
-        <w:t>in</w:t>
-      </w:r>
-      <w:proofErr w:type="spellEnd"/>
-      <w:r>
-        <w:rPr>
-          <w:rFonts w:ascii="思源黑体 CN Normal" w:eastAsia="思源黑体 CN Normal" w:hAnsi="思源黑体 CN Normal"/>
-          <w:sz w:val="16"/>
-          <w:szCs w:val="16"/>
-        </w:rPr>
-        <w:t xml:space="preserve"> (var_brca.refer.snv_var+var_brca.refer.snv_gene+var_brca.refer.snv_evi + var_</w:t>
-      </w:r>
-      <w:proofErr w:type="gramStart"/>
-      <w:r>
-        <w:rPr>
-          <w:rFonts w:ascii="思源黑体 CN Normal" w:eastAsia="思源黑体 CN Normal" w:hAnsi="思源黑体 CN Normal"/>
-          <w:sz w:val="16"/>
-          <w:szCs w:val="16"/>
-        </w:rPr>
-        <w:t>brca.refer</w:t>
-      </w:r>
-      <w:proofErr w:type="gramEnd"/>
-      <w:r>
-        <w:rPr>
-          <w:rFonts w:ascii="思源黑体 CN Normal" w:eastAsia="思源黑体 CN Normal" w:hAnsi="思源黑体 CN Normal"/>
-          <w:sz w:val="16"/>
-          <w:szCs w:val="16"/>
-        </w:rPr>
-        <w:t>.mlpa_var+var_brca.refer.mlpa_gene+var_brca.refer.mlpa_evi)|unique %}</w:t>
+        <w:t>{%p for a in (var_brca.refer.snv_var+var_brca.refer.snv_gene+var_brca.refer.snv_evi + var_brca.refer.mlpa_var+var_brca.refer.mlpa_gene+var_brca.refer.mlpa_evi)|unique %}</w:t>
       </w:r>
     </w:p>
     <w:p>
@@ -17798,25 +15800,7 @@
           <w:sz w:val="16"/>
           <w:szCs w:val="16"/>
         </w:rPr>
-        <w:t xml:space="preserve">{%p </w:t>
-      </w:r>
-      <w:proofErr w:type="spellStart"/>
-      <w:r>
-        <w:rPr>
-          <w:rFonts w:ascii="思源黑体 CN Normal" w:eastAsia="思源黑体 CN Normal" w:hAnsi="思源黑体 CN Normal"/>
-          <w:sz w:val="16"/>
-          <w:szCs w:val="16"/>
-        </w:rPr>
-        <w:t>endfor</w:t>
-      </w:r>
-      <w:proofErr w:type="spellEnd"/>
-      <w:r>
-        <w:rPr>
-          <w:rFonts w:ascii="思源黑体 CN Normal" w:eastAsia="思源黑体 CN Normal" w:hAnsi="思源黑体 CN Normal"/>
-          <w:sz w:val="16"/>
-          <w:szCs w:val="16"/>
-        </w:rPr>
-        <w:t>%}</w:t>
+        <w:t>{%p endfor%}</w:t>
       </w:r>
     </w:p>
     <w:p>
@@ -17864,43 +15848,7 @@
           <w:sz w:val="16"/>
           <w:szCs w:val="16"/>
         </w:rPr>
-        <w:t xml:space="preserve">{%p for a </w:t>
-      </w:r>
-      <w:proofErr w:type="spellStart"/>
-      <w:r>
-        <w:rPr>
-          <w:rFonts w:ascii="思源黑体 CN Normal" w:eastAsia="思源黑体 CN Normal" w:hAnsi="思源黑体 CN Normal"/>
-          <w:sz w:val="16"/>
-          <w:szCs w:val="16"/>
-        </w:rPr>
-        <w:t>in</w:t>
-      </w:r>
-      <w:proofErr w:type="spellEnd"/>
-      <w:r>
-        <w:rPr>
-          <w:rFonts w:ascii="思源黑体 CN Normal" w:eastAsia="思源黑体 CN Normal" w:hAnsi="思源黑体 CN Normal"/>
-          <w:sz w:val="16"/>
-          <w:szCs w:val="16"/>
-        </w:rPr>
-        <w:t xml:space="preserve"> (var_brca.refer.snv_var+var_brca.refer.snv_gene+var_brca.refer.snv_evi + var_</w:t>
-      </w:r>
-      <w:proofErr w:type="gramStart"/>
-      <w:r>
-        <w:rPr>
-          <w:rFonts w:ascii="思源黑体 CN Normal" w:eastAsia="思源黑体 CN Normal" w:hAnsi="思源黑体 CN Normal"/>
-          <w:sz w:val="16"/>
-          <w:szCs w:val="16"/>
-        </w:rPr>
-        <w:t>brca.refer</w:t>
-      </w:r>
-      <w:proofErr w:type="gramEnd"/>
-      <w:r>
-        <w:rPr>
-          <w:rFonts w:ascii="思源黑体 CN Normal" w:eastAsia="思源黑体 CN Normal" w:hAnsi="思源黑体 CN Normal"/>
-          <w:sz w:val="16"/>
-          <w:szCs w:val="16"/>
-        </w:rPr>
-        <w:t>.gcnv_var+var_brca.refer.gcnv_gene+var_brca.refer.gcnv_evi)|unique %}</w:t>
+        <w:t>{%p for a in (var_brca.refer.snv_var+var_brca.refer.snv_gene+var_brca.refer.snv_evi + var_brca.refer.gcnv_var+var_brca.refer.gcnv_gene+var_brca.refer.gcnv_evi)|unique %}</w:t>
       </w:r>
     </w:p>
     <w:p>
@@ -17946,25 +15894,7 @@
           <w:sz w:val="16"/>
           <w:szCs w:val="16"/>
         </w:rPr>
-        <w:t xml:space="preserve">{%p </w:t>
-      </w:r>
-      <w:proofErr w:type="spellStart"/>
-      <w:r>
-        <w:rPr>
-          <w:rFonts w:ascii="思源黑体 CN Normal" w:eastAsia="思源黑体 CN Normal" w:hAnsi="思源黑体 CN Normal"/>
-          <w:sz w:val="16"/>
-          <w:szCs w:val="16"/>
-        </w:rPr>
-        <w:t>endfor</w:t>
-      </w:r>
-      <w:proofErr w:type="spellEnd"/>
-      <w:r>
-        <w:rPr>
-          <w:rFonts w:ascii="思源黑体 CN Normal" w:eastAsia="思源黑体 CN Normal" w:hAnsi="思源黑体 CN Normal"/>
-          <w:sz w:val="16"/>
-          <w:szCs w:val="16"/>
-        </w:rPr>
-        <w:t>%}</w:t>
+        <w:t>{%p endfor%}</w:t>
       </w:r>
     </w:p>
     <w:p>
@@ -18304,25 +16234,7 @@
         <w:sz w:val="16"/>
         <w:szCs w:val="16"/>
       </w:rPr>
-      <w:t>{{</w:t>
-    </w:r>
-    <w:proofErr w:type="spellStart"/>
-    <w:r>
-      <w:rPr>
-        <w:rFonts w:ascii="思源黑体 CN Normal" w:eastAsia="思源黑体 CN Normal" w:hAnsi="思源黑体 CN Normal"/>
-        <w:sz w:val="16"/>
-        <w:szCs w:val="16"/>
-      </w:rPr>
-      <w:t>sample.sample_parent_id</w:t>
-    </w:r>
-    <w:proofErr w:type="spellEnd"/>
-    <w:r>
-      <w:rPr>
-        <w:rFonts w:ascii="思源黑体 CN Normal" w:eastAsia="思源黑体 CN Normal" w:hAnsi="思源黑体 CN Normal"/>
-        <w:sz w:val="16"/>
-        <w:szCs w:val="16"/>
-      </w:rPr>
-      <w:t>}}</w:t>
+      <w:t>{{sample.sample_parent_id}}</w:t>
     </w:r>
     <w:r>
       <w:rPr>
@@ -18346,25 +16258,7 @@
         <w:sz w:val="16"/>
         <w:szCs w:val="16"/>
       </w:rPr>
-      <w:t>{{</w:t>
-    </w:r>
-    <w:proofErr w:type="spellStart"/>
-    <w:r>
-      <w:rPr>
-        <w:rFonts w:ascii="思源黑体 CN Normal" w:eastAsia="思源黑体 CN Normal" w:hAnsi="思源黑体 CN Normal"/>
-        <w:sz w:val="16"/>
-        <w:szCs w:val="16"/>
-      </w:rPr>
-      <w:t>sample.patient_name</w:t>
-    </w:r>
-    <w:proofErr w:type="spellEnd"/>
-    <w:r>
-      <w:rPr>
-        <w:rFonts w:ascii="思源黑体 CN Normal" w:eastAsia="思源黑体 CN Normal" w:hAnsi="思源黑体 CN Normal"/>
-        <w:sz w:val="16"/>
-        <w:szCs w:val="16"/>
-      </w:rPr>
-      <w:t>}}</w:t>
+      <w:t>{{sample.patient_name}}</w:t>
     </w:r>
     <w:r>
       <w:rPr>
@@ -18388,25 +16282,7 @@
         <w:sz w:val="16"/>
         <w:szCs w:val="16"/>
       </w:rPr>
-      <w:t>{{</w:t>
-    </w:r>
-    <w:proofErr w:type="spellStart"/>
-    <w:r>
-      <w:rPr>
-        <w:rFonts w:ascii="思源黑体 CN Normal" w:eastAsia="思源黑体 CN Normal" w:hAnsi="思源黑体 CN Normal"/>
-        <w:sz w:val="16"/>
-        <w:szCs w:val="16"/>
-      </w:rPr>
-      <w:t>sample.blood_collection_date</w:t>
-    </w:r>
-    <w:proofErr w:type="spellEnd"/>
-    <w:r>
-      <w:rPr>
-        <w:rFonts w:ascii="思源黑体 CN Normal" w:eastAsia="思源黑体 CN Normal" w:hAnsi="思源黑体 CN Normal"/>
-        <w:sz w:val="16"/>
-        <w:szCs w:val="16"/>
-      </w:rPr>
-      <w:t>}}</w:t>
+      <w:t>{{sample.blood_collection_date}}</w:t>
     </w:r>
     <w:r>
       <w:rPr>
@@ -18422,35 +16298,7 @@
         <w:sz w:val="16"/>
         <w:szCs w:val="16"/>
       </w:rPr>
-      <w:t>{{</w:t>
-    </w:r>
-    <w:proofErr w:type="spellStart"/>
-    <w:proofErr w:type="gramStart"/>
-    <w:r>
-      <w:rPr>
-        <w:rFonts w:ascii="思源黑体 CN Normal" w:eastAsia="思源黑体 CN Normal" w:hAnsi="思源黑体 CN Normal"/>
-        <w:sz w:val="16"/>
-        <w:szCs w:val="16"/>
-      </w:rPr>
-      <w:t>sample.report</w:t>
-    </w:r>
-    <w:proofErr w:type="gramEnd"/>
-    <w:r>
-      <w:rPr>
-        <w:rFonts w:ascii="思源黑体 CN Normal" w:eastAsia="思源黑体 CN Normal" w:hAnsi="思源黑体 CN Normal"/>
-        <w:sz w:val="16"/>
-        <w:szCs w:val="16"/>
-      </w:rPr>
-      <w:t>_date</w:t>
-    </w:r>
-    <w:proofErr w:type="spellEnd"/>
-    <w:r>
-      <w:rPr>
-        <w:rFonts w:ascii="思源黑体 CN Normal" w:eastAsia="思源黑体 CN Normal" w:hAnsi="思源黑体 CN Normal"/>
-        <w:sz w:val="16"/>
-        <w:szCs w:val="16"/>
-      </w:rPr>
-      <w:t>}}</w:t>
+      <w:t>{{sample.report_date}}</w:t>
     </w:r>
     <w:r>
       <w:rPr>
@@ -20519,10 +18367,6 @@
 </file>
 
 <file path=customXml/item1.xml><?xml version="1.0" encoding="utf-8"?>
-<b:Sources xmlns:b="http://schemas.openxmlformats.org/officeDocument/2006/bibliography" xmlns="http://schemas.openxmlformats.org/officeDocument/2006/bibliography" SelectedStyle="\APASixthEditionOfficeOnline.xsl" StyleName="APA" Version="6"/>
-</file>
-
-<file path=customXml/item2.xml><?xml version="1.0" encoding="utf-8"?>
 <s:customData xmlns="http://www.wps.cn/officeDocument/2013/wpsCustomData" xmlns:s="http://www.wps.cn/officeDocument/2013/wpsCustomData">
   <customSectProps>
     <customSectPr/>
@@ -20535,18 +18379,22 @@
 </s:customData>
 </file>
 
+<file path=customXml/item2.xml><?xml version="1.0" encoding="utf-8"?>
+<b:Sources xmlns:b="http://schemas.openxmlformats.org/officeDocument/2006/bibliography" xmlns="http://schemas.openxmlformats.org/officeDocument/2006/bibliography" SelectedStyle="\APASixthEditionOfficeOnline.xsl" StyleName="APA" Version="6"/>
+</file>
+
 <file path=customXml/itemProps1.xml><?xml version="1.0" encoding="utf-8"?>
+<ds:datastoreItem xmlns:ds="http://schemas.openxmlformats.org/officeDocument/2006/customXml" ds:itemID="{B1977F7D-205B-4081-913C-38D41E755F92}">
+  <ds:schemaRefs>
+    <ds:schemaRef ds:uri="http://www.wps.cn/officeDocument/2013/wpsCustomData"/>
+  </ds:schemaRefs>
+</ds:datastoreItem>
+</file>
+
+<file path=customXml/itemProps2.xml><?xml version="1.0" encoding="utf-8"?>
 <ds:datastoreItem xmlns:ds="http://schemas.openxmlformats.org/officeDocument/2006/customXml" ds:itemID="{DAA61F22-4F73-4A8C-BD4E-9CCB05BB2284}">
   <ds:schemaRefs>
     <ds:schemaRef ds:uri="http://schemas.openxmlformats.org/officeDocument/2006/bibliography"/>
   </ds:schemaRefs>
 </ds:datastoreItem>
-</file>
-
-<file path=customXml/itemProps2.xml><?xml version="1.0" encoding="utf-8"?>
-<ds:datastoreItem xmlns:ds="http://schemas.openxmlformats.org/officeDocument/2006/customXml" ds:itemID="{B1977F7D-205B-4081-913C-38D41E755F92}">
-  <ds:schemaRefs>
-    <ds:schemaRef ds:uri="http://www.wps.cn/officeDocument/2013/wpsCustomData"/>
-  </ds:schemaRefs>
-</ds:datastoreItem>
 </file>